--- a/deliveries/cases/EN/1.docx
+++ b/deliveries/cases/EN/1.docx
@@ -1,6 +1,6 @@
 
 <file path=word/document.xml><?xml version="1.0" encoding="utf-8"?>
-<w:document xmlns:wpc="http://schemas.microsoft.com/office/word/2010/wordprocessingCanvas" xmlns:cx="http://schemas.microsoft.com/office/drawing/2014/chartex" xmlns:mc="http://schemas.openxmlformats.org/markup-compatibility/2006" xmlns:o="urn:schemas-microsoft-com:office:office" xmlns:r="http://schemas.openxmlformats.org/officeDocument/2006/relationships" xmlns:m="http://schemas.openxmlformats.org/officeDocument/2006/math" xmlns:v="urn:schemas-microsoft-com:vml" xmlns:wp14="http://schemas.microsoft.com/office/word/2010/wordprocessingDrawing" xmlns:wp="http://schemas.openxmlformats.org/drawingml/2006/wordprocessingDrawing" xmlns:w10="urn:schemas-microsoft-com:office:word" xmlns:w="http://schemas.openxmlformats.org/wordprocessingml/2006/main" xmlns:w14="http://schemas.microsoft.com/office/word/2010/wordml" xmlns:w15="http://schemas.microsoft.com/office/word/2012/wordml" xmlns:w16se="http://schemas.microsoft.com/office/word/2015/wordml/symex" xmlns:wpg="http://schemas.microsoft.com/office/word/2010/wordprocessingGroup" xmlns:wpi="http://schemas.microsoft.com/office/word/2010/wordprocessingInk" xmlns:wne="http://schemas.microsoft.com/office/word/2006/wordml" xmlns:wps="http://schemas.microsoft.com/office/word/2010/wordprocessingShape" mc:Ignorable="w14 w15 w16se wp14">
+<w:document xmlns:wpc="http://schemas.microsoft.com/office/word/2010/wordprocessingCanvas" xmlns:cx="http://schemas.microsoft.com/office/drawing/2014/chartex" xmlns:cx1="http://schemas.microsoft.com/office/drawing/2015/9/8/chartex" xmlns:cx2="http://schemas.microsoft.com/office/drawing/2015/10/21/chartex" xmlns:cx3="http://schemas.microsoft.com/office/drawing/2016/5/9/chartex" xmlns:cx4="http://schemas.microsoft.com/office/drawing/2016/5/10/chartex" xmlns:cx5="http://schemas.microsoft.com/office/drawing/2016/5/11/chartex" xmlns:cx6="http://schemas.microsoft.com/office/drawing/2016/5/12/chartex" xmlns:cx7="http://schemas.microsoft.com/office/drawing/2016/5/13/chartex" xmlns:cx8="http://schemas.microsoft.com/office/drawing/2016/5/14/chartex" xmlns:mc="http://schemas.openxmlformats.org/markup-compatibility/2006" xmlns:aink="http://schemas.microsoft.com/office/drawing/2016/ink" xmlns:am3d="http://schemas.microsoft.com/office/drawing/2017/model3d" xmlns:o="urn:schemas-microsoft-com:office:office" xmlns:oel="http://schemas.microsoft.com/office/2019/extlst" xmlns:r="http://schemas.openxmlformats.org/officeDocument/2006/relationships" xmlns:m="http://schemas.openxmlformats.org/officeDocument/2006/math" xmlns:v="urn:schemas-microsoft-com:vml" xmlns:wp14="http://schemas.microsoft.com/office/word/2010/wordprocessingDrawing" xmlns:wp="http://schemas.openxmlformats.org/drawingml/2006/wordprocessingDrawing" xmlns:w10="urn:schemas-microsoft-com:office:word" xmlns:w="http://schemas.openxmlformats.org/wordprocessingml/2006/main" xmlns:w14="http://schemas.microsoft.com/office/word/2010/wordml" xmlns:w15="http://schemas.microsoft.com/office/word/2012/wordml" xmlns:w16cex="http://schemas.microsoft.com/office/word/2018/wordml/cex" xmlns:w16cid="http://schemas.microsoft.com/office/word/2016/wordml/cid" xmlns:w16="http://schemas.microsoft.com/office/word/2018/wordml" xmlns:w16du="http://schemas.microsoft.com/office/word/2023/wordml/word16du" xmlns:w16sdtdh="http://schemas.microsoft.com/office/word/2020/wordml/sdtdatahash" xmlns:w16se="http://schemas.microsoft.com/office/word/2015/wordml/symex" xmlns:wpg="http://schemas.microsoft.com/office/word/2010/wordprocessingGroup" xmlns:wpi="http://schemas.microsoft.com/office/word/2010/wordprocessingInk" xmlns:wne="http://schemas.microsoft.com/office/word/2006/wordml" xmlns:wps="http://schemas.microsoft.com/office/word/2010/wordprocessingShape" mc:Ignorable="w14 w15 w16se w16cid w16 w16cex w16sdtdh w16du wp14">
   <w:body>
     <w:p>
       <w:pPr>
@@ -783,9 +783,11 @@
               <w:bCs w:val="0"/>
               <w:caps w:val="0"/>
               <w:noProof/>
-              <w:sz w:val="22"/>
-              <w:szCs w:val="22"/>
-              <w:lang w:eastAsia="en-US"/>
+              <w:kern w:val="2"/>
+              <w:sz w:val="24"/>
+              <w:szCs w:val="24"/>
+              <w:lang w:val="en-LU" w:eastAsia="en-GB"/>
+              <w14:ligatures w14:val="standardContextual"/>
             </w:rPr>
           </w:pPr>
           <w:r>
@@ -800,7 +802,7 @@
           <w:r>
             <w:fldChar w:fldCharType="separate"/>
           </w:r>
-          <w:hyperlink w:anchor="_Toc75419076" w:history="1">
+          <w:hyperlink w:anchor="_Toc229569624" w:history="1">
             <w:r>
               <w:rPr>
                 <w:rStyle w:val="Hyperlink"/>
@@ -816,9 +818,11 @@
                 <w:bCs w:val="0"/>
                 <w:caps w:val="0"/>
                 <w:noProof/>
-                <w:sz w:val="22"/>
-                <w:szCs w:val="22"/>
-                <w:lang w:eastAsia="en-US"/>
+                <w:kern w:val="2"/>
+                <w:sz w:val="24"/>
+                <w:szCs w:val="24"/>
+                <w:lang w:val="en-LU" w:eastAsia="en-GB"/>
+                <w14:ligatures w14:val="standardContextual"/>
               </w:rPr>
               <w:tab/>
             </w:r>
@@ -849,7 +853,7 @@
                 <w:noProof/>
                 <w:webHidden/>
               </w:rPr>
-              <w:instrText xml:space="preserve"> PAGEREF _Toc75419076 \h </w:instrText>
+              <w:instrText xml:space="preserve"> PAGEREF _Toc229569624 \h </w:instrText>
             </w:r>
             <w:r>
               <w:rPr>
@@ -891,12 +895,14 @@
               <w:rFonts w:asciiTheme="minorHAnsi" w:eastAsiaTheme="minorEastAsia" w:hAnsiTheme="minorHAnsi" w:cstheme="minorBidi"/>
               <w:smallCaps w:val="0"/>
               <w:noProof/>
-              <w:sz w:val="22"/>
-              <w:szCs w:val="22"/>
-              <w:lang w:eastAsia="en-US"/>
+              <w:kern w:val="2"/>
+              <w:sz w:val="24"/>
+              <w:szCs w:val="24"/>
+              <w:lang w:val="en-LU" w:eastAsia="en-GB"/>
+              <w14:ligatures w14:val="standardContextual"/>
             </w:rPr>
           </w:pPr>
-          <w:hyperlink w:anchor="_Toc75419077" w:history="1">
+          <w:hyperlink w:anchor="_Toc229569625" w:history="1">
             <w:r>
               <w:rPr>
                 <w:rStyle w:val="Hyperlink"/>
@@ -911,9 +917,11 @@
                 <w:rFonts w:asciiTheme="minorHAnsi" w:eastAsiaTheme="minorEastAsia" w:hAnsiTheme="minorHAnsi" w:cstheme="minorBidi"/>
                 <w:smallCaps w:val="0"/>
                 <w:noProof/>
-                <w:sz w:val="22"/>
-                <w:szCs w:val="22"/>
-                <w:lang w:eastAsia="en-US"/>
+                <w:kern w:val="2"/>
+                <w:sz w:val="24"/>
+                <w:szCs w:val="24"/>
+                <w:lang w:val="en-LU" w:eastAsia="en-GB"/>
+                <w14:ligatures w14:val="standardContextual"/>
               </w:rPr>
               <w:tab/>
             </w:r>
@@ -943,7 +951,7 @@
                 <w:noProof/>
                 <w:webHidden/>
               </w:rPr>
-              <w:instrText xml:space="preserve"> PAGEREF _Toc75419077 \h </w:instrText>
+              <w:instrText xml:space="preserve"> PAGEREF _Toc229569625 \h </w:instrText>
             </w:r>
             <w:r>
               <w:rPr>
@@ -985,12 +993,14 @@
               <w:rFonts w:asciiTheme="minorHAnsi" w:eastAsiaTheme="minorEastAsia" w:hAnsiTheme="minorHAnsi" w:cstheme="minorBidi"/>
               <w:smallCaps w:val="0"/>
               <w:noProof/>
-              <w:sz w:val="22"/>
-              <w:szCs w:val="22"/>
-              <w:lang w:eastAsia="en-US"/>
+              <w:kern w:val="2"/>
+              <w:sz w:val="24"/>
+              <w:szCs w:val="24"/>
+              <w:lang w:val="en-LU" w:eastAsia="en-GB"/>
+              <w14:ligatures w14:val="standardContextual"/>
             </w:rPr>
           </w:pPr>
-          <w:hyperlink w:anchor="_Toc75419078" w:history="1">
+          <w:hyperlink w:anchor="_Toc229569626" w:history="1">
             <w:r>
               <w:rPr>
                 <w:rStyle w:val="Hyperlink"/>
@@ -1005,9 +1015,11 @@
                 <w:rFonts w:asciiTheme="minorHAnsi" w:eastAsiaTheme="minorEastAsia" w:hAnsiTheme="minorHAnsi" w:cstheme="minorBidi"/>
                 <w:smallCaps w:val="0"/>
                 <w:noProof/>
-                <w:sz w:val="22"/>
-                <w:szCs w:val="22"/>
-                <w:lang w:eastAsia="en-US"/>
+                <w:kern w:val="2"/>
+                <w:sz w:val="24"/>
+                <w:szCs w:val="24"/>
+                <w:lang w:val="en-LU" w:eastAsia="en-GB"/>
+                <w14:ligatures w14:val="standardContextual"/>
               </w:rPr>
               <w:tab/>
             </w:r>
@@ -1037,7 +1049,7 @@
                 <w:noProof/>
                 <w:webHidden/>
               </w:rPr>
-              <w:instrText xml:space="preserve"> PAGEREF _Toc75419078 \h </w:instrText>
+              <w:instrText xml:space="preserve"> PAGEREF _Toc229569626 \h </w:instrText>
             </w:r>
             <w:r>
               <w:rPr>
@@ -1079,12 +1091,14 @@
               <w:rFonts w:asciiTheme="minorHAnsi" w:eastAsiaTheme="minorEastAsia" w:hAnsiTheme="minorHAnsi" w:cstheme="minorBidi"/>
               <w:smallCaps w:val="0"/>
               <w:noProof/>
-              <w:sz w:val="22"/>
-              <w:szCs w:val="22"/>
-              <w:lang w:eastAsia="en-US"/>
+              <w:kern w:val="2"/>
+              <w:sz w:val="24"/>
+              <w:szCs w:val="24"/>
+              <w:lang w:val="en-LU" w:eastAsia="en-GB"/>
+              <w14:ligatures w14:val="standardContextual"/>
             </w:rPr>
           </w:pPr>
-          <w:hyperlink w:anchor="_Toc75419079" w:history="1">
+          <w:hyperlink w:anchor="_Toc229569627" w:history="1">
             <w:r>
               <w:rPr>
                 <w:rStyle w:val="Hyperlink"/>
@@ -1099,9 +1113,11 @@
                 <w:rFonts w:asciiTheme="minorHAnsi" w:eastAsiaTheme="minorEastAsia" w:hAnsiTheme="minorHAnsi" w:cstheme="minorBidi"/>
                 <w:smallCaps w:val="0"/>
                 <w:noProof/>
-                <w:sz w:val="22"/>
-                <w:szCs w:val="22"/>
-                <w:lang w:eastAsia="en-US"/>
+                <w:kern w:val="2"/>
+                <w:sz w:val="24"/>
+                <w:szCs w:val="24"/>
+                <w:lang w:val="en-LU" w:eastAsia="en-GB"/>
+                <w14:ligatures w14:val="standardContextual"/>
               </w:rPr>
               <w:tab/>
             </w:r>
@@ -1131,7 +1147,7 @@
                 <w:noProof/>
                 <w:webHidden/>
               </w:rPr>
-              <w:instrText xml:space="preserve"> PAGEREF _Toc75419079 \h </w:instrText>
+              <w:instrText xml:space="preserve"> PAGEREF _Toc229569627 \h </w:instrText>
             </w:r>
             <w:r>
               <w:rPr>
@@ -1175,12 +1191,14 @@
               <w:bCs w:val="0"/>
               <w:caps w:val="0"/>
               <w:noProof/>
-              <w:sz w:val="22"/>
-              <w:szCs w:val="22"/>
-              <w:lang w:eastAsia="en-US"/>
+              <w:kern w:val="2"/>
+              <w:sz w:val="24"/>
+              <w:szCs w:val="24"/>
+              <w:lang w:val="en-LU" w:eastAsia="en-GB"/>
+              <w14:ligatures w14:val="standardContextual"/>
             </w:rPr>
           </w:pPr>
-          <w:hyperlink w:anchor="_Toc75419080" w:history="1">
+          <w:hyperlink w:anchor="_Toc229569628" w:history="1">
             <w:r>
               <w:rPr>
                 <w:rStyle w:val="Hyperlink"/>
@@ -1196,9 +1214,11 @@
                 <w:bCs w:val="0"/>
                 <w:caps w:val="0"/>
                 <w:noProof/>
-                <w:sz w:val="22"/>
-                <w:szCs w:val="22"/>
-                <w:lang w:eastAsia="en-US"/>
+                <w:kern w:val="2"/>
+                <w:sz w:val="24"/>
+                <w:szCs w:val="24"/>
+                <w:lang w:val="en-LU" w:eastAsia="en-GB"/>
+                <w14:ligatures w14:val="standardContextual"/>
               </w:rPr>
               <w:tab/>
             </w:r>
@@ -1229,7 +1249,7 @@
                 <w:noProof/>
                 <w:webHidden/>
               </w:rPr>
-              <w:instrText xml:space="preserve"> PAGEREF _Toc75419080 \h </w:instrText>
+              <w:instrText xml:space="preserve"> PAGEREF _Toc229569628 \h </w:instrText>
             </w:r>
             <w:r>
               <w:rPr>
@@ -1271,12 +1291,14 @@
               <w:rFonts w:asciiTheme="minorHAnsi" w:eastAsiaTheme="minorEastAsia" w:hAnsiTheme="minorHAnsi" w:cstheme="minorBidi"/>
               <w:smallCaps w:val="0"/>
               <w:noProof/>
-              <w:sz w:val="22"/>
-              <w:szCs w:val="22"/>
-              <w:lang w:eastAsia="en-US"/>
+              <w:kern w:val="2"/>
+              <w:sz w:val="24"/>
+              <w:szCs w:val="24"/>
+              <w:lang w:val="en-LU" w:eastAsia="en-GB"/>
+              <w14:ligatures w14:val="standardContextual"/>
             </w:rPr>
           </w:pPr>
-          <w:hyperlink w:anchor="_Toc75419081" w:history="1">
+          <w:hyperlink w:anchor="_Toc229569629" w:history="1">
             <w:r>
               <w:rPr>
                 <w:rStyle w:val="Hyperlink"/>
@@ -1292,9 +1314,11 @@
                 <w:rFonts w:asciiTheme="minorHAnsi" w:eastAsiaTheme="minorEastAsia" w:hAnsiTheme="minorHAnsi" w:cstheme="minorBidi"/>
                 <w:smallCaps w:val="0"/>
                 <w:noProof/>
-                <w:sz w:val="22"/>
-                <w:szCs w:val="22"/>
-                <w:lang w:eastAsia="en-US"/>
+                <w:kern w:val="2"/>
+                <w:sz w:val="24"/>
+                <w:szCs w:val="24"/>
+                <w:lang w:val="en-LU" w:eastAsia="en-GB"/>
+                <w14:ligatures w14:val="standardContextual"/>
               </w:rPr>
               <w:tab/>
             </w:r>
@@ -1325,7 +1349,7 @@
                 <w:noProof/>
                 <w:webHidden/>
               </w:rPr>
-              <w:instrText xml:space="preserve"> PAGEREF _Toc75419081 \h </w:instrText>
+              <w:instrText xml:space="preserve"> PAGEREF _Toc229569629 \h </w:instrText>
             </w:r>
             <w:r>
               <w:rPr>
@@ -1367,12 +1391,14 @@
               <w:rFonts w:asciiTheme="minorHAnsi" w:eastAsiaTheme="minorEastAsia" w:hAnsiTheme="minorHAnsi" w:cstheme="minorBidi"/>
               <w:smallCaps w:val="0"/>
               <w:noProof/>
-              <w:sz w:val="22"/>
-              <w:szCs w:val="22"/>
-              <w:lang w:eastAsia="en-US"/>
+              <w:kern w:val="2"/>
+              <w:sz w:val="24"/>
+              <w:szCs w:val="24"/>
+              <w:lang w:val="en-LU" w:eastAsia="en-GB"/>
+              <w14:ligatures w14:val="standardContextual"/>
             </w:rPr>
           </w:pPr>
-          <w:hyperlink w:anchor="_Toc75419082" w:history="1">
+          <w:hyperlink w:anchor="_Toc229569630" w:history="1">
             <w:r>
               <w:rPr>
                 <w:rStyle w:val="Hyperlink"/>
@@ -1387,9 +1413,11 @@
                 <w:rFonts w:asciiTheme="minorHAnsi" w:eastAsiaTheme="minorEastAsia" w:hAnsiTheme="minorHAnsi" w:cstheme="minorBidi"/>
                 <w:smallCaps w:val="0"/>
                 <w:noProof/>
-                <w:sz w:val="22"/>
-                <w:szCs w:val="22"/>
-                <w:lang w:eastAsia="en-US"/>
+                <w:kern w:val="2"/>
+                <w:sz w:val="24"/>
+                <w:szCs w:val="24"/>
+                <w:lang w:val="en-LU" w:eastAsia="en-GB"/>
+                <w14:ligatures w14:val="standardContextual"/>
               </w:rPr>
               <w:tab/>
             </w:r>
@@ -1419,7 +1447,7 @@
                 <w:noProof/>
                 <w:webHidden/>
               </w:rPr>
-              <w:instrText xml:space="preserve"> PAGEREF _Toc75419082 \h </w:instrText>
+              <w:instrText xml:space="preserve"> PAGEREF _Toc229569630 \h </w:instrText>
             </w:r>
             <w:r>
               <w:rPr>
@@ -1462,12 +1490,14 @@
               <w:i w:val="0"/>
               <w:iCs w:val="0"/>
               <w:noProof/>
-              <w:sz w:val="22"/>
-              <w:szCs w:val="22"/>
-              <w:lang w:eastAsia="en-US"/>
+              <w:kern w:val="2"/>
+              <w:sz w:val="24"/>
+              <w:szCs w:val="24"/>
+              <w:lang w:val="en-LU" w:eastAsia="en-GB"/>
+              <w14:ligatures w14:val="standardContextual"/>
             </w:rPr>
           </w:pPr>
-          <w:hyperlink w:anchor="_Toc75419083" w:history="1">
+          <w:hyperlink w:anchor="_Toc229569631" w:history="1">
             <w:r>
               <w:rPr>
                 <w:rStyle w:val="Hyperlink"/>
@@ -1481,9 +1511,11 @@
                 <w:i w:val="0"/>
                 <w:iCs w:val="0"/>
                 <w:noProof/>
-                <w:sz w:val="22"/>
-                <w:szCs w:val="22"/>
-                <w:lang w:eastAsia="en-US"/>
+                <w:kern w:val="2"/>
+                <w:sz w:val="24"/>
+                <w:szCs w:val="24"/>
+                <w:lang w:val="en-LU" w:eastAsia="en-GB"/>
+                <w14:ligatures w14:val="standardContextual"/>
               </w:rPr>
               <w:tab/>
             </w:r>
@@ -1513,7 +1545,7 @@
                 <w:noProof/>
                 <w:webHidden/>
               </w:rPr>
-              <w:instrText xml:space="preserve"> PAGEREF _Toc75419083 \h </w:instrText>
+              <w:instrText xml:space="preserve"> PAGEREF _Toc229569631 \h </w:instrText>
             </w:r>
             <w:r>
               <w:rPr>
@@ -1556,12 +1588,14 @@
               <w:i w:val="0"/>
               <w:iCs w:val="0"/>
               <w:noProof/>
-              <w:sz w:val="22"/>
-              <w:szCs w:val="22"/>
-              <w:lang w:eastAsia="en-US"/>
+              <w:kern w:val="2"/>
+              <w:sz w:val="24"/>
+              <w:szCs w:val="24"/>
+              <w:lang w:val="en-LU" w:eastAsia="en-GB"/>
+              <w14:ligatures w14:val="standardContextual"/>
             </w:rPr>
           </w:pPr>
-          <w:hyperlink w:anchor="_Toc75419084" w:history="1">
+          <w:hyperlink w:anchor="_Toc229569632" w:history="1">
             <w:r>
               <w:rPr>
                 <w:rStyle w:val="Hyperlink"/>
@@ -1576,9 +1610,11 @@
                 <w:i w:val="0"/>
                 <w:iCs w:val="0"/>
                 <w:noProof/>
-                <w:sz w:val="22"/>
-                <w:szCs w:val="22"/>
-                <w:lang w:eastAsia="en-US"/>
+                <w:kern w:val="2"/>
+                <w:sz w:val="24"/>
+                <w:szCs w:val="24"/>
+                <w:lang w:val="en-LU" w:eastAsia="en-GB"/>
+                <w14:ligatures w14:val="standardContextual"/>
               </w:rPr>
               <w:tab/>
             </w:r>
@@ -1608,7 +1644,7 @@
                 <w:noProof/>
                 <w:webHidden/>
               </w:rPr>
-              <w:instrText xml:space="preserve"> PAGEREF _Toc75419084 \h </w:instrText>
+              <w:instrText xml:space="preserve"> PAGEREF _Toc229569632 \h </w:instrText>
             </w:r>
             <w:r>
               <w:rPr>
@@ -1651,12 +1687,14 @@
               <w:i w:val="0"/>
               <w:iCs w:val="0"/>
               <w:noProof/>
-              <w:sz w:val="22"/>
-              <w:szCs w:val="22"/>
-              <w:lang w:eastAsia="en-US"/>
+              <w:kern w:val="2"/>
+              <w:sz w:val="24"/>
+              <w:szCs w:val="24"/>
+              <w:lang w:val="en-LU" w:eastAsia="en-GB"/>
+              <w14:ligatures w14:val="standardContextual"/>
             </w:rPr>
           </w:pPr>
-          <w:hyperlink w:anchor="_Toc75419085" w:history="1">
+          <w:hyperlink w:anchor="_Toc229569633" w:history="1">
             <w:r>
               <w:rPr>
                 <w:rStyle w:val="Hyperlink"/>
@@ -1671,9 +1709,11 @@
                 <w:i w:val="0"/>
                 <w:iCs w:val="0"/>
                 <w:noProof/>
-                <w:sz w:val="22"/>
-                <w:szCs w:val="22"/>
-                <w:lang w:eastAsia="en-US"/>
+                <w:kern w:val="2"/>
+                <w:sz w:val="24"/>
+                <w:szCs w:val="24"/>
+                <w:lang w:val="en-LU" w:eastAsia="en-GB"/>
+                <w14:ligatures w14:val="standardContextual"/>
               </w:rPr>
               <w:tab/>
             </w:r>
@@ -1703,7 +1743,7 @@
                 <w:noProof/>
                 <w:webHidden/>
               </w:rPr>
-              <w:instrText xml:space="preserve"> PAGEREF _Toc75419085 \h </w:instrText>
+              <w:instrText xml:space="preserve"> PAGEREF _Toc229569633 \h </w:instrText>
             </w:r>
             <w:r>
               <w:rPr>
@@ -1746,12 +1786,14 @@
               <w:i w:val="0"/>
               <w:iCs w:val="0"/>
               <w:noProof/>
-              <w:sz w:val="22"/>
-              <w:szCs w:val="22"/>
-              <w:lang w:eastAsia="en-US"/>
+              <w:kern w:val="2"/>
+              <w:sz w:val="24"/>
+              <w:szCs w:val="24"/>
+              <w:lang w:val="en-LU" w:eastAsia="en-GB"/>
+              <w14:ligatures w14:val="standardContextual"/>
             </w:rPr>
           </w:pPr>
-          <w:hyperlink w:anchor="_Toc75419086" w:history="1">
+          <w:hyperlink w:anchor="_Toc229569634" w:history="1">
             <w:r>
               <w:rPr>
                 <w:rStyle w:val="Hyperlink"/>
@@ -1766,9 +1808,11 @@
                 <w:i w:val="0"/>
                 <w:iCs w:val="0"/>
                 <w:noProof/>
-                <w:sz w:val="22"/>
-                <w:szCs w:val="22"/>
-                <w:lang w:eastAsia="en-US"/>
+                <w:kern w:val="2"/>
+                <w:sz w:val="24"/>
+                <w:szCs w:val="24"/>
+                <w:lang w:val="en-LU" w:eastAsia="en-GB"/>
+                <w14:ligatures w14:val="standardContextual"/>
               </w:rPr>
               <w:tab/>
             </w:r>
@@ -1798,7 +1842,7 @@
                 <w:noProof/>
                 <w:webHidden/>
               </w:rPr>
-              <w:instrText xml:space="preserve"> PAGEREF _Toc75419086 \h </w:instrText>
+              <w:instrText xml:space="preserve"> PAGEREF _Toc229569634 \h </w:instrText>
             </w:r>
             <w:r>
               <w:rPr>
@@ -1841,12 +1885,14 @@
               <w:i w:val="0"/>
               <w:iCs w:val="0"/>
               <w:noProof/>
-              <w:sz w:val="22"/>
-              <w:szCs w:val="22"/>
-              <w:lang w:eastAsia="en-US"/>
+              <w:kern w:val="2"/>
+              <w:sz w:val="24"/>
+              <w:szCs w:val="24"/>
+              <w:lang w:val="en-LU" w:eastAsia="en-GB"/>
+              <w14:ligatures w14:val="standardContextual"/>
             </w:rPr>
           </w:pPr>
-          <w:hyperlink w:anchor="_Toc75419087" w:history="1">
+          <w:hyperlink w:anchor="_Toc229569635" w:history="1">
             <w:r>
               <w:rPr>
                 <w:rStyle w:val="Hyperlink"/>
@@ -1861,9 +1907,11 @@
                 <w:i w:val="0"/>
                 <w:iCs w:val="0"/>
                 <w:noProof/>
-                <w:sz w:val="22"/>
-                <w:szCs w:val="22"/>
-                <w:lang w:eastAsia="en-US"/>
+                <w:kern w:val="2"/>
+                <w:sz w:val="24"/>
+                <w:szCs w:val="24"/>
+                <w:lang w:val="en-LU" w:eastAsia="en-GB"/>
+                <w14:ligatures w14:val="standardContextual"/>
               </w:rPr>
               <w:tab/>
             </w:r>
@@ -1893,7 +1941,7 @@
                 <w:noProof/>
                 <w:webHidden/>
               </w:rPr>
-              <w:instrText xml:space="preserve"> PAGEREF _Toc75419087 \h </w:instrText>
+              <w:instrText xml:space="preserve"> PAGEREF _Toc229569635 \h </w:instrText>
             </w:r>
             <w:r>
               <w:rPr>
@@ -1936,12 +1984,14 @@
               <w:i w:val="0"/>
               <w:iCs w:val="0"/>
               <w:noProof/>
-              <w:sz w:val="22"/>
-              <w:szCs w:val="22"/>
-              <w:lang w:eastAsia="en-US"/>
+              <w:kern w:val="2"/>
+              <w:sz w:val="24"/>
+              <w:szCs w:val="24"/>
+              <w:lang w:val="en-LU" w:eastAsia="en-GB"/>
+              <w14:ligatures w14:val="standardContextual"/>
             </w:rPr>
           </w:pPr>
-          <w:hyperlink w:anchor="_Toc75419088" w:history="1">
+          <w:hyperlink w:anchor="_Toc229569636" w:history="1">
             <w:r>
               <w:rPr>
                 <w:rStyle w:val="Hyperlink"/>
@@ -1955,9 +2005,11 @@
                 <w:i w:val="0"/>
                 <w:iCs w:val="0"/>
                 <w:noProof/>
-                <w:sz w:val="22"/>
-                <w:szCs w:val="22"/>
-                <w:lang w:eastAsia="en-US"/>
+                <w:kern w:val="2"/>
+                <w:sz w:val="24"/>
+                <w:szCs w:val="24"/>
+                <w:lang w:val="en-LU" w:eastAsia="en-GB"/>
+                <w14:ligatures w14:val="standardContextual"/>
               </w:rPr>
               <w:tab/>
             </w:r>
@@ -1987,7 +2039,7 @@
                 <w:noProof/>
                 <w:webHidden/>
               </w:rPr>
-              <w:instrText xml:space="preserve"> PAGEREF _Toc75419088 \h </w:instrText>
+              <w:instrText xml:space="preserve"> PAGEREF _Toc229569636 \h </w:instrText>
             </w:r>
             <w:r>
               <w:rPr>
@@ -2030,12 +2082,14 @@
               <w:i w:val="0"/>
               <w:iCs w:val="0"/>
               <w:noProof/>
-              <w:sz w:val="22"/>
-              <w:szCs w:val="22"/>
-              <w:lang w:eastAsia="en-US"/>
+              <w:kern w:val="2"/>
+              <w:sz w:val="24"/>
+              <w:szCs w:val="24"/>
+              <w:lang w:val="en-LU" w:eastAsia="en-GB"/>
+              <w14:ligatures w14:val="standardContextual"/>
             </w:rPr>
           </w:pPr>
-          <w:hyperlink w:anchor="_Toc75419089" w:history="1">
+          <w:hyperlink w:anchor="_Toc229569637" w:history="1">
             <w:r>
               <w:rPr>
                 <w:rStyle w:val="Hyperlink"/>
@@ -2050,9 +2104,11 @@
                 <w:i w:val="0"/>
                 <w:iCs w:val="0"/>
                 <w:noProof/>
-                <w:sz w:val="22"/>
-                <w:szCs w:val="22"/>
-                <w:lang w:eastAsia="en-US"/>
+                <w:kern w:val="2"/>
+                <w:sz w:val="24"/>
+                <w:szCs w:val="24"/>
+                <w:lang w:val="en-LU" w:eastAsia="en-GB"/>
+                <w14:ligatures w14:val="standardContextual"/>
               </w:rPr>
               <w:tab/>
             </w:r>
@@ -2082,7 +2138,7 @@
                 <w:noProof/>
                 <w:webHidden/>
               </w:rPr>
-              <w:instrText xml:space="preserve"> PAGEREF _Toc75419089 \h </w:instrText>
+              <w:instrText xml:space="preserve"> PAGEREF _Toc229569637 \h </w:instrText>
             </w:r>
             <w:r>
               <w:rPr>
@@ -2125,12 +2181,14 @@
               <w:i w:val="0"/>
               <w:iCs w:val="0"/>
               <w:noProof/>
-              <w:sz w:val="22"/>
-              <w:szCs w:val="22"/>
-              <w:lang w:eastAsia="en-US"/>
+              <w:kern w:val="2"/>
+              <w:sz w:val="24"/>
+              <w:szCs w:val="24"/>
+              <w:lang w:val="en-LU" w:eastAsia="en-GB"/>
+              <w14:ligatures w14:val="standardContextual"/>
             </w:rPr>
           </w:pPr>
-          <w:hyperlink w:anchor="_Toc75419090" w:history="1">
+          <w:hyperlink w:anchor="_Toc229569638" w:history="1">
             <w:r>
               <w:rPr>
                 <w:rStyle w:val="Hyperlink"/>
@@ -2145,9 +2203,11 @@
                 <w:i w:val="0"/>
                 <w:iCs w:val="0"/>
                 <w:noProof/>
-                <w:sz w:val="22"/>
-                <w:szCs w:val="22"/>
-                <w:lang w:eastAsia="en-US"/>
+                <w:kern w:val="2"/>
+                <w:sz w:val="24"/>
+                <w:szCs w:val="24"/>
+                <w:lang w:val="en-LU" w:eastAsia="en-GB"/>
+                <w14:ligatures w14:val="standardContextual"/>
               </w:rPr>
               <w:tab/>
             </w:r>
@@ -2177,7 +2237,7 @@
                 <w:noProof/>
                 <w:webHidden/>
               </w:rPr>
-              <w:instrText xml:space="preserve"> PAGEREF _Toc75419090 \h </w:instrText>
+              <w:instrText xml:space="preserve"> PAGEREF _Toc229569638 \h </w:instrText>
             </w:r>
             <w:r>
               <w:rPr>
@@ -2220,12 +2280,14 @@
               <w:i w:val="0"/>
               <w:iCs w:val="0"/>
               <w:noProof/>
-              <w:sz w:val="22"/>
-              <w:szCs w:val="22"/>
-              <w:lang w:eastAsia="en-US"/>
+              <w:kern w:val="2"/>
+              <w:sz w:val="24"/>
+              <w:szCs w:val="24"/>
+              <w:lang w:val="en-LU" w:eastAsia="en-GB"/>
+              <w14:ligatures w14:val="standardContextual"/>
             </w:rPr>
           </w:pPr>
-          <w:hyperlink w:anchor="_Toc75419091" w:history="1">
+          <w:hyperlink w:anchor="_Toc229569639" w:history="1">
             <w:r>
               <w:rPr>
                 <w:rStyle w:val="Hyperlink"/>
@@ -2240,9 +2302,11 @@
                 <w:i w:val="0"/>
                 <w:iCs w:val="0"/>
                 <w:noProof/>
-                <w:sz w:val="22"/>
-                <w:szCs w:val="22"/>
-                <w:lang w:eastAsia="en-US"/>
+                <w:kern w:val="2"/>
+                <w:sz w:val="24"/>
+                <w:szCs w:val="24"/>
+                <w:lang w:val="en-LU" w:eastAsia="en-GB"/>
+                <w14:ligatures w14:val="standardContextual"/>
               </w:rPr>
               <w:tab/>
             </w:r>
@@ -2272,7 +2336,7 @@
                 <w:noProof/>
                 <w:webHidden/>
               </w:rPr>
-              <w:instrText xml:space="preserve"> PAGEREF _Toc75419091 \h </w:instrText>
+              <w:instrText xml:space="preserve"> PAGEREF _Toc229569639 \h </w:instrText>
             </w:r>
             <w:r>
               <w:rPr>
@@ -2314,12 +2378,14 @@
               <w:rFonts w:asciiTheme="minorHAnsi" w:eastAsiaTheme="minorEastAsia" w:hAnsiTheme="minorHAnsi" w:cstheme="minorBidi"/>
               <w:smallCaps w:val="0"/>
               <w:noProof/>
-              <w:sz w:val="22"/>
-              <w:szCs w:val="22"/>
-              <w:lang w:eastAsia="en-US"/>
+              <w:kern w:val="2"/>
+              <w:sz w:val="24"/>
+              <w:szCs w:val="24"/>
+              <w:lang w:val="en-LU" w:eastAsia="en-GB"/>
+              <w14:ligatures w14:val="standardContextual"/>
             </w:rPr>
           </w:pPr>
-          <w:hyperlink w:anchor="_Toc75419092" w:history="1">
+          <w:hyperlink w:anchor="_Toc229569640" w:history="1">
             <w:r>
               <w:rPr>
                 <w:rStyle w:val="Hyperlink"/>
@@ -2334,9 +2400,11 @@
                 <w:rFonts w:asciiTheme="minorHAnsi" w:eastAsiaTheme="minorEastAsia" w:hAnsiTheme="minorHAnsi" w:cstheme="minorBidi"/>
                 <w:smallCaps w:val="0"/>
                 <w:noProof/>
-                <w:sz w:val="22"/>
-                <w:szCs w:val="22"/>
-                <w:lang w:eastAsia="en-US"/>
+                <w:kern w:val="2"/>
+                <w:sz w:val="24"/>
+                <w:szCs w:val="24"/>
+                <w:lang w:val="en-LU" w:eastAsia="en-GB"/>
+                <w14:ligatures w14:val="standardContextual"/>
               </w:rPr>
               <w:tab/>
             </w:r>
@@ -2366,7 +2434,7 @@
                 <w:noProof/>
                 <w:webHidden/>
               </w:rPr>
-              <w:instrText xml:space="preserve"> PAGEREF _Toc75419092 \h </w:instrText>
+              <w:instrText xml:space="preserve"> PAGEREF _Toc229569640 \h </w:instrText>
             </w:r>
             <w:r>
               <w:rPr>
@@ -2387,6 +2455,122 @@
                 <w:webHidden/>
               </w:rPr>
               <w:t>5</w:t>
+            </w:r>
+            <w:r>
+              <w:rPr>
+                <w:noProof/>
+                <w:webHidden/>
+              </w:rPr>
+              <w:fldChar w:fldCharType="end"/>
+            </w:r>
+          </w:hyperlink>
+        </w:p>
+        <w:p>
+          <w:pPr>
+            <w:pStyle w:val="TOC2"/>
+            <w:tabs>
+              <w:tab w:val="left" w:pos="880"/>
+              <w:tab w:val="right" w:leader="dot" w:pos="9764"/>
+            </w:tabs>
+            <w:rPr>
+              <w:rFonts w:asciiTheme="minorHAnsi" w:eastAsiaTheme="minorEastAsia" w:hAnsiTheme="minorHAnsi" w:cstheme="minorBidi"/>
+              <w:smallCaps w:val="0"/>
+              <w:noProof/>
+              <w:kern w:val="2"/>
+              <w:sz w:val="24"/>
+              <w:szCs w:val="24"/>
+              <w:lang w:val="en-LU" w:eastAsia="en-GB"/>
+              <w14:ligatures w14:val="standardContextual"/>
+            </w:rPr>
+          </w:pPr>
+          <w:hyperlink w:anchor="_Toc229569641" w:history="1">
+            <w:r>
+              <w:rPr>
+                <w:rStyle w:val="Hyperlink"/>
+                <w:noProof/>
+                <w:snapToGrid w:val="0"/>
+                <w:w w:val="0"/>
+                <w:lang w:val="fr-LU"/>
+              </w:rPr>
+              <w:t>2.4</w:t>
+            </w:r>
+            <w:r>
+              <w:rPr>
+                <w:rFonts w:asciiTheme="minorHAnsi" w:eastAsiaTheme="minorEastAsia" w:hAnsiTheme="minorHAnsi" w:cstheme="minorBidi"/>
+                <w:smallCaps w:val="0"/>
+                <w:noProof/>
+                <w:kern w:val="2"/>
+                <w:sz w:val="24"/>
+                <w:szCs w:val="24"/>
+                <w:lang w:val="en-LU" w:eastAsia="en-GB"/>
+                <w14:ligatures w14:val="standardContextual"/>
+              </w:rPr>
+              <w:tab/>
+            </w:r>
+            <w:r>
+              <w:rPr>
+                <w:rStyle w:val="Hyperlink"/>
+                <w:noProof/>
+                <w:lang w:val="fr-LU"/>
+              </w:rPr>
+              <w:t>Reassessment</w:t>
+            </w:r>
+            <w:r>
+              <w:rPr>
+                <w:rStyle w:val="Hyperlink"/>
+                <w:noProof/>
+                <w:lang w:val="fr-LU"/>
+              </w:rPr>
+              <w:t xml:space="preserve"> </w:t>
+            </w:r>
+            <w:r>
+              <w:rPr>
+                <w:rStyle w:val="Hyperlink"/>
+                <w:noProof/>
+                <w:lang w:val="fr-LU"/>
+              </w:rPr>
+              <w:t>triggers</w:t>
+            </w:r>
+            <w:r>
+              <w:rPr>
+                <w:noProof/>
+                <w:webHidden/>
+              </w:rPr>
+              <w:tab/>
+            </w:r>
+            <w:r>
+              <w:rPr>
+                <w:noProof/>
+                <w:webHidden/>
+              </w:rPr>
+              <w:fldChar w:fldCharType="begin"/>
+            </w:r>
+            <w:r>
+              <w:rPr>
+                <w:noProof/>
+                <w:webHidden/>
+              </w:rPr>
+              <w:instrText xml:space="preserve"> PAGEREF _Toc229569641 \h </w:instrText>
+            </w:r>
+            <w:r>
+              <w:rPr>
+                <w:noProof/>
+                <w:webHidden/>
+              </w:rPr>
+            </w:r>
+            <w:r>
+              <w:rPr>
+                <w:noProof/>
+                <w:webHidden/>
+              </w:rPr>
+              <w:fldChar w:fldCharType="separate"/>
+            </w:r>
+            <w:r>
+              <w:rPr>
+                <w:noProof/>
+                <w:webHidden/>
+              </w:rPr>
+              <w:t>6</w:t>
             </w:r>
             <w:r>
               <w:rPr>
@@ -2409,12 +2593,14 @@
               <w:bCs w:val="0"/>
               <w:caps w:val="0"/>
               <w:noProof/>
-              <w:sz w:val="22"/>
-              <w:szCs w:val="22"/>
-              <w:lang w:eastAsia="en-US"/>
+              <w:kern w:val="2"/>
+              <w:sz w:val="24"/>
+              <w:szCs w:val="24"/>
+              <w:lang w:val="en-LU" w:eastAsia="en-GB"/>
+              <w14:ligatures w14:val="standardContextual"/>
             </w:rPr>
           </w:pPr>
-          <w:hyperlink w:anchor="_Toc75419093" w:history="1">
+          <w:hyperlink w:anchor="_Toc229569642" w:history="1">
             <w:r>
               <w:rPr>
                 <w:rStyle w:val="Hyperlink"/>
@@ -2441,7 +2627,7 @@
                 <w:noProof/>
                 <w:webHidden/>
               </w:rPr>
-              <w:instrText xml:space="preserve"> PAGEREF _Toc75419093 \h </w:instrText>
+              <w:instrText xml:space="preserve"> PAGEREF _Toc229569642 \h </w:instrText>
             </w:r>
             <w:r>
               <w:rPr>
@@ -2461,7 +2647,7 @@
                 <w:noProof/>
                 <w:webHidden/>
               </w:rPr>
-              <w:t>6</w:t>
+              <w:t>7</w:t>
             </w:r>
             <w:r>
               <w:rPr>
@@ -2484,12 +2670,14 @@
               <w:bCs w:val="0"/>
               <w:caps w:val="0"/>
               <w:noProof/>
-              <w:sz w:val="22"/>
-              <w:szCs w:val="22"/>
-              <w:lang w:eastAsia="en-US"/>
+              <w:kern w:val="2"/>
+              <w:sz w:val="24"/>
+              <w:szCs w:val="24"/>
+              <w:lang w:val="en-LU" w:eastAsia="en-GB"/>
+              <w14:ligatures w14:val="standardContextual"/>
             </w:rPr>
           </w:pPr>
-          <w:hyperlink w:anchor="_Toc75419094" w:history="1">
+          <w:hyperlink w:anchor="_Toc229569643" w:history="1">
             <w:r>
               <w:rPr>
                 <w:rStyle w:val="Hyperlink"/>
@@ -2516,7 +2704,7 @@
                 <w:noProof/>
                 <w:webHidden/>
               </w:rPr>
-              <w:instrText xml:space="preserve"> PAGEREF _Toc75419094 \h </w:instrText>
+              <w:instrText xml:space="preserve"> PAGEREF _Toc229569643 \h </w:instrText>
             </w:r>
             <w:r>
               <w:rPr>
@@ -2536,7 +2724,7 @@
                 <w:noProof/>
                 <w:webHidden/>
               </w:rPr>
-              <w:t>7</w:t>
+              <w:t>8</w:t>
             </w:r>
             <w:r>
               <w:rPr>
@@ -2559,12 +2747,14 @@
               <w:bCs w:val="0"/>
               <w:caps w:val="0"/>
               <w:noProof/>
-              <w:sz w:val="22"/>
-              <w:szCs w:val="22"/>
-              <w:lang w:eastAsia="en-US"/>
+              <w:kern w:val="2"/>
+              <w:sz w:val="24"/>
+              <w:szCs w:val="24"/>
+              <w:lang w:val="en-LU" w:eastAsia="en-GB"/>
+              <w14:ligatures w14:val="standardContextual"/>
             </w:rPr>
           </w:pPr>
-          <w:hyperlink w:anchor="_Toc75419095" w:history="1">
+          <w:hyperlink w:anchor="_Toc229569644" w:history="1">
             <w:r>
               <w:rPr>
                 <w:rStyle w:val="Hyperlink"/>
@@ -2591,7 +2781,7 @@
                 <w:noProof/>
                 <w:webHidden/>
               </w:rPr>
-              <w:instrText xml:space="preserve"> PAGEREF _Toc75419095 \h </w:instrText>
+              <w:instrText xml:space="preserve"> PAGEREF _Toc229569644 \h </w:instrText>
             </w:r>
             <w:r>
               <w:rPr>
@@ -2611,7 +2801,7 @@
                 <w:noProof/>
                 <w:webHidden/>
               </w:rPr>
-              <w:t>8</w:t>
+              <w:t>9</w:t>
             </w:r>
             <w:r>
               <w:rPr>
@@ -2797,8 +2987,6 @@
       <w:r>
         <w:br w:type="page"/>
       </w:r>
-      <w:bookmarkStart w:id="8" w:name="_GoBack"/>
-      <w:bookmarkEnd w:id="8"/>
     </w:p>
     <w:p>
       <w:pPr>
@@ -2811,7 +2999,7 @@
           <w:lang w:val="fr-LU"/>
         </w:rPr>
       </w:pPr>
-      <w:bookmarkStart w:id="9" w:name="_Toc75419076"/>
+      <w:bookmarkStart w:id="8" w:name="_Toc229569624"/>
       <w:r>
         <w:rPr>
           <w:lang w:val="fr-LU"/>
@@ -2819,7 +3007,7 @@
         <w:lastRenderedPageBreak/>
         <w:t>Introduction</w:t>
       </w:r>
-      <w:bookmarkEnd w:id="9"/>
+      <w:bookmarkEnd w:id="8"/>
     </w:p>
     <w:p>
       <w:pPr>
@@ -2829,13 +3017,13 @@
           <w:numId w:val="1"/>
         </w:numPr>
       </w:pPr>
-      <w:bookmarkStart w:id="10" w:name="_Toc475524845"/>
-      <w:bookmarkStart w:id="11" w:name="_Toc75419077"/>
+      <w:bookmarkStart w:id="9" w:name="_Toc475524845"/>
+      <w:bookmarkStart w:id="10" w:name="_Toc229569625"/>
       <w:r>
         <w:t>Placing the risk analysis in context</w:t>
       </w:r>
+      <w:bookmarkEnd w:id="9"/>
       <w:bookmarkEnd w:id="10"/>
-      <w:bookmarkEnd w:id="11"/>
     </w:p>
     <w:p>
       <w:pPr>
@@ -2858,13 +3046,13 @@
         </w:numPr>
         <w:spacing w:before="0"/>
       </w:pPr>
-      <w:bookmarkStart w:id="12" w:name="_Toc475524846"/>
-      <w:bookmarkStart w:id="13" w:name="_Toc75419078"/>
+      <w:bookmarkStart w:id="11" w:name="_Toc475524846"/>
+      <w:bookmarkStart w:id="12" w:name="_Toc229569626"/>
       <w:r>
         <w:t>Aims of the document</w:t>
       </w:r>
+      <w:bookmarkEnd w:id="11"/>
       <w:bookmarkEnd w:id="12"/>
-      <w:bookmarkEnd w:id="13"/>
     </w:p>
     <w:p>
       <w:r>
@@ -2892,13 +3080,13 @@
           <w:numId w:val="1"/>
         </w:numPr>
       </w:pPr>
-      <w:bookmarkStart w:id="14" w:name="_Toc475524848"/>
-      <w:bookmarkStart w:id="15" w:name="_Toc75419079"/>
+      <w:bookmarkStart w:id="13" w:name="_Toc475524848"/>
+      <w:bookmarkStart w:id="14" w:name="_Toc229569627"/>
       <w:r>
         <w:t>Acronyms/Glossary</w:t>
       </w:r>
+      <w:bookmarkEnd w:id="13"/>
       <w:bookmarkEnd w:id="14"/>
-      <w:bookmarkEnd w:id="15"/>
     </w:p>
     <w:p>
       <w:r>
@@ -2986,9 +3174,9 @@
           <w:lang w:val="fr-LU"/>
         </w:rPr>
       </w:pPr>
-      <w:bookmarkStart w:id="16" w:name="_Toc475524850"/>
-      <w:bookmarkStart w:id="17" w:name="_Toc75419080"/>
-      <w:bookmarkStart w:id="18" w:name="_Toc354489473"/>
+      <w:bookmarkStart w:id="15" w:name="_Toc475524850"/>
+      <w:bookmarkStart w:id="16" w:name="_Toc354489473"/>
+      <w:bookmarkStart w:id="17" w:name="_Toc229569628"/>
       <w:proofErr w:type="spellStart"/>
       <w:r>
         <w:rPr>
@@ -3004,7 +3192,7 @@
         </w:rPr>
         <w:t xml:space="preserve"> Establishment</w:t>
       </w:r>
-      <w:bookmarkEnd w:id="16"/>
+      <w:bookmarkEnd w:id="15"/>
       <w:bookmarkEnd w:id="17"/>
     </w:p>
     <w:p>
@@ -3019,8 +3207,8 @@
           <w:lang w:val="fr-LU"/>
         </w:rPr>
       </w:pPr>
-      <w:bookmarkStart w:id="19" w:name="_Toc475524851"/>
-      <w:bookmarkStart w:id="20" w:name="_Toc75419081"/>
+      <w:bookmarkStart w:id="18" w:name="_Toc475524851"/>
+      <w:bookmarkStart w:id="19" w:name="_Toc229569629"/>
       <w:r>
         <w:rPr>
           <w:lang w:val="fr-LU"/>
@@ -3034,11 +3222,11 @@
         </w:rPr>
         <w:t>context</w:t>
       </w:r>
+      <w:bookmarkEnd w:id="18"/>
       <w:bookmarkEnd w:id="19"/>
-      <w:bookmarkEnd w:id="20"/>
       <w:proofErr w:type="spellEnd"/>
     </w:p>
-    <w:bookmarkEnd w:id="18"/>
+    <w:bookmarkEnd w:id="16"/>
     <w:p>
       <w:pPr>
         <w:rPr>
@@ -3059,15 +3247,15 @@
         </w:numPr>
         <w:spacing w:before="0"/>
       </w:pPr>
-      <w:bookmarkStart w:id="21" w:name="_Toc354489474"/>
-      <w:bookmarkStart w:id="22" w:name="_Toc475524852"/>
-      <w:bookmarkStart w:id="23" w:name="_Toc75419082"/>
-      <w:bookmarkStart w:id="24" w:name="_Toc354489475"/>
+      <w:bookmarkStart w:id="20" w:name="_Toc354489474"/>
+      <w:bookmarkStart w:id="21" w:name="_Toc475524852"/>
+      <w:bookmarkStart w:id="22" w:name="_Toc354489475"/>
+      <w:bookmarkStart w:id="23" w:name="_Toc229569630"/>
       <w:r>
         <w:t>Definition of the risk evaluation criteria</w:t>
       </w:r>
+      <w:bookmarkEnd w:id="20"/>
       <w:bookmarkEnd w:id="21"/>
-      <w:bookmarkEnd w:id="22"/>
       <w:bookmarkEnd w:id="23"/>
     </w:p>
     <w:p>
@@ -3079,11 +3267,11 @@
         </w:numPr>
         <w:ind w:left="709"/>
       </w:pPr>
-      <w:bookmarkStart w:id="25" w:name="_Toc75419083"/>
+      <w:bookmarkStart w:id="24" w:name="_Toc229569631"/>
       <w:r>
         <w:t>Information risks</w:t>
       </w:r>
-      <w:bookmarkEnd w:id="25"/>
+      <w:bookmarkEnd w:id="24"/>
     </w:p>
     <w:p>
       <w:pPr>
@@ -3096,14 +3284,14 @@
           <w:lang w:val="fr-LU"/>
         </w:rPr>
       </w:pPr>
-      <w:bookmarkStart w:id="26" w:name="_Toc475524853"/>
-      <w:bookmarkStart w:id="27" w:name="_Toc75419084"/>
+      <w:bookmarkStart w:id="25" w:name="_Toc475524853"/>
+      <w:bookmarkStart w:id="26" w:name="_Toc229569632"/>
       <w:r>
         <w:t>Impact scale</w:t>
       </w:r>
-      <w:bookmarkEnd w:id="24"/>
+      <w:bookmarkEnd w:id="22"/>
+      <w:bookmarkEnd w:id="25"/>
       <w:bookmarkEnd w:id="26"/>
-      <w:bookmarkEnd w:id="27"/>
     </w:p>
     <w:p>
       <w:pPr>
@@ -3134,13 +3322,13 @@
           <w:lang w:val="fr-LU"/>
         </w:rPr>
       </w:pPr>
-      <w:bookmarkStart w:id="28" w:name="_Toc475524854"/>
-      <w:bookmarkStart w:id="29" w:name="_Toc75419085"/>
+      <w:bookmarkStart w:id="27" w:name="_Toc475524854"/>
+      <w:bookmarkStart w:id="28" w:name="_Toc229569633"/>
       <w:r>
         <w:t>Threat scale</w:t>
       </w:r>
+      <w:bookmarkEnd w:id="27"/>
       <w:bookmarkEnd w:id="28"/>
-      <w:bookmarkEnd w:id="29"/>
     </w:p>
     <w:p>
       <w:pPr>
@@ -3183,13 +3371,13 @@
           <w:lang w:val="fr-LU"/>
         </w:rPr>
       </w:pPr>
-      <w:bookmarkStart w:id="30" w:name="_Toc475524855"/>
-      <w:bookmarkStart w:id="31" w:name="_Toc75419086"/>
+      <w:bookmarkStart w:id="29" w:name="_Toc475524855"/>
+      <w:bookmarkStart w:id="30" w:name="_Toc229569634"/>
       <w:r>
         <w:t>Vulnerability scale</w:t>
       </w:r>
+      <w:bookmarkEnd w:id="29"/>
       <w:bookmarkEnd w:id="30"/>
-      <w:bookmarkEnd w:id="31"/>
     </w:p>
     <w:p>
       <w:pPr>
@@ -3247,8 +3435,8 @@
           <w:numId w:val="1"/>
         </w:numPr>
       </w:pPr>
-      <w:bookmarkStart w:id="32" w:name="_Toc475524856"/>
-      <w:bookmarkStart w:id="33" w:name="_Toc75419087"/>
+      <w:bookmarkStart w:id="31" w:name="_Toc475524856"/>
+      <w:bookmarkStart w:id="32" w:name="_Toc229569635"/>
       <w:r>
         <w:lastRenderedPageBreak/>
         <w:t>R</w:t>
@@ -3256,8 +3444,8 @@
       <w:r>
         <w:t>isk acceptance thresholds</w:t>
       </w:r>
+      <w:bookmarkEnd w:id="31"/>
       <w:bookmarkEnd w:id="32"/>
-      <w:bookmarkEnd w:id="33"/>
     </w:p>
     <w:p>
       <w:pPr>
@@ -3382,11 +3570,11 @@
         </w:numPr>
         <w:ind w:left="709"/>
       </w:pPr>
-      <w:bookmarkStart w:id="34" w:name="_Toc75419088"/>
+      <w:bookmarkStart w:id="33" w:name="_Toc229569636"/>
       <w:r>
         <w:t>Operational risks</w:t>
       </w:r>
-      <w:bookmarkEnd w:id="34"/>
+      <w:bookmarkEnd w:id="33"/>
     </w:p>
     <w:p>
       <w:pPr>
@@ -3396,11 +3584,11 @@
           <w:numId w:val="1"/>
         </w:numPr>
       </w:pPr>
-      <w:bookmarkStart w:id="35" w:name="_Toc75419089"/>
+      <w:bookmarkStart w:id="34" w:name="_Toc229569637"/>
       <w:r>
         <w:t>Impact scale</w:t>
       </w:r>
-      <w:bookmarkEnd w:id="35"/>
+      <w:bookmarkEnd w:id="34"/>
     </w:p>
     <w:p>
       <w:r>
@@ -3415,14 +3603,14 @@
           <w:numId w:val="1"/>
         </w:numPr>
       </w:pPr>
-      <w:bookmarkStart w:id="36" w:name="_Toc75419090"/>
+      <w:bookmarkStart w:id="35" w:name="_Toc229569638"/>
       <w:r>
         <w:t>Likelihood</w:t>
       </w:r>
       <w:r>
         <w:t xml:space="preserve"> scale</w:t>
       </w:r>
-      <w:bookmarkEnd w:id="36"/>
+      <w:bookmarkEnd w:id="35"/>
     </w:p>
     <w:p>
       <w:r>
@@ -3437,14 +3625,14 @@
           <w:numId w:val="1"/>
         </w:numPr>
       </w:pPr>
-      <w:bookmarkStart w:id="37" w:name="_Toc75419091"/>
+      <w:bookmarkStart w:id="36" w:name="_Toc229569639"/>
       <w:r>
         <w:t>R</w:t>
       </w:r>
       <w:r>
         <w:t>isk acceptance thresholds</w:t>
       </w:r>
-      <w:bookmarkEnd w:id="37"/>
+      <w:bookmarkEnd w:id="36"/>
     </w:p>
     <w:p>
       <w:pPr>
@@ -3468,16 +3656,16 @@
           <w:numId w:val="1"/>
         </w:numPr>
       </w:pPr>
-      <w:bookmarkStart w:id="38" w:name="_Toc475524857"/>
-      <w:bookmarkStart w:id="39" w:name="_Toc75419092"/>
+      <w:bookmarkStart w:id="37" w:name="_Toc475524857"/>
+      <w:bookmarkStart w:id="38" w:name="_Toc229569640"/>
       <w:r>
         <w:t>Evaluation</w:t>
       </w:r>
       <w:r>
         <w:t xml:space="preserve"> of trends and threats</w:t>
       </w:r>
+      <w:bookmarkEnd w:id="37"/>
       <w:bookmarkEnd w:id="38"/>
-      <w:bookmarkEnd w:id="39"/>
     </w:p>
     <w:p>
       <w:pPr>
@@ -3520,16 +3708,81 @@
     </w:p>
     <w:p>
       <w:pPr>
+        <w:pStyle w:val="Heading2"/>
+        <w:numPr>
+          <w:ilvl w:val="1"/>
+          <w:numId w:val="1"/>
+        </w:numPr>
+        <w:spacing w:before="0"/>
+        <w:rPr>
+          <w:lang w:val="fr-LU"/>
+        </w:rPr>
+      </w:pPr>
+      <w:bookmarkStart w:id="39" w:name="_Toc229568546"/>
+      <w:bookmarkStart w:id="40" w:name="_Toc229569641"/>
+      <w:proofErr w:type="spellStart"/>
+      <w:r>
+        <w:rPr>
+          <w:lang w:val="fr-LU"/>
+        </w:rPr>
+        <w:lastRenderedPageBreak/>
+        <w:t>Reassessment</w:t>
+      </w:r>
+      <w:proofErr w:type="spellEnd"/>
+      <w:r>
+        <w:rPr>
+          <w:lang w:val="fr-LU"/>
+        </w:rPr>
+        <w:t xml:space="preserve"> triggers</w:t>
+      </w:r>
+      <w:bookmarkEnd w:id="39"/>
+      <w:bookmarkEnd w:id="40"/>
+    </w:p>
+    <w:p>
+      <w:pPr>
+        <w:rPr>
+          <w:lang w:val="en-LU"/>
+        </w:rPr>
+      </w:pPr>
+      <w:r>
+        <w:rPr>
+          <w:lang w:val="en-LU"/>
+        </w:rPr>
+        <w:t>The following events or conditions require a reassessment of the risk analysis in order to ensure that it remains relevant and up to date.</w:t>
+      </w:r>
+    </w:p>
+    <w:p>
+      <w:pPr>
+        <w:rPr>
+          <w:lang w:val="en-LU"/>
+        </w:rPr>
+      </w:pPr>
+      <w:r>
+        <w:t>${</w:t>
+      </w:r>
+      <w:r>
+        <w:rPr>
+          <w:lang w:val="en-LU"/>
+        </w:rPr>
+        <w:t>TABLE_REASSESSMENT_TRIGGERS</w:t>
+      </w:r>
+      <w:r>
+        <w:t>}</w:t>
+      </w:r>
+    </w:p>
+    <w:p/>
+    <w:p>
+      <w:pPr>
         <w:pStyle w:val="Heading1"/>
       </w:pPr>
-      <w:bookmarkStart w:id="40" w:name="_Toc475524862"/>
-      <w:bookmarkStart w:id="41" w:name="_Toc75419093"/>
+      <w:bookmarkStart w:id="41" w:name="_Toc475524862"/>
+      <w:bookmarkStart w:id="42" w:name="_Toc229569642"/>
       <w:r>
         <w:lastRenderedPageBreak/>
         <w:t>Appendix A: Interview and information collection</w:t>
       </w:r>
-      <w:bookmarkEnd w:id="40"/>
       <w:bookmarkEnd w:id="41"/>
+      <w:bookmarkEnd w:id="42"/>
     </w:p>
     <w:p>
       <w:pPr>
@@ -3551,14 +3804,14 @@
       <w:pPr>
         <w:pStyle w:val="Heading1"/>
       </w:pPr>
-      <w:bookmarkStart w:id="42" w:name="_Toc475524863"/>
-      <w:bookmarkStart w:id="43" w:name="_Toc75419094"/>
+      <w:bookmarkStart w:id="43" w:name="_Toc475524863"/>
+      <w:bookmarkStart w:id="44" w:name="_Toc229569643"/>
       <w:r>
         <w:lastRenderedPageBreak/>
         <w:t>Appendix B: Evaluation of trends</w:t>
       </w:r>
-      <w:bookmarkEnd w:id="42"/>
       <w:bookmarkEnd w:id="43"/>
+      <w:bookmarkEnd w:id="44"/>
       <w:r>
         <w:t xml:space="preserve"> </w:t>
       </w:r>
@@ -3577,14 +3830,14 @@
       <w:pPr>
         <w:pStyle w:val="Heading1"/>
       </w:pPr>
-      <w:bookmarkStart w:id="44" w:name="_Toc475524864"/>
-      <w:bookmarkStart w:id="45" w:name="_Toc75419095"/>
+      <w:bookmarkStart w:id="45" w:name="_Toc475524864"/>
+      <w:bookmarkStart w:id="46" w:name="_Toc229569644"/>
       <w:r>
         <w:lastRenderedPageBreak/>
         <w:t>Appendix C: Evaluation of threats</w:t>
       </w:r>
-      <w:bookmarkEnd w:id="44"/>
       <w:bookmarkEnd w:id="45"/>
+      <w:bookmarkEnd w:id="46"/>
       <w:r>
         <w:t xml:space="preserve"> </w:t>
       </w:r>
@@ -3616,7 +3869,7 @@
 </file>
 
 <file path=word/endnotes.xml><?xml version="1.0" encoding="utf-8"?>
-<w:endnotes xmlns:wpc="http://schemas.microsoft.com/office/word/2010/wordprocessingCanvas" xmlns:cx="http://schemas.microsoft.com/office/drawing/2014/chartex" xmlns:mc="http://schemas.openxmlformats.org/markup-compatibility/2006" xmlns:o="urn:schemas-microsoft-com:office:office" xmlns:r="http://schemas.openxmlformats.org/officeDocument/2006/relationships" xmlns:m="http://schemas.openxmlformats.org/officeDocument/2006/math" xmlns:v="urn:schemas-microsoft-com:vml" xmlns:wp14="http://schemas.microsoft.com/office/word/2010/wordprocessingDrawing" xmlns:wp="http://schemas.openxmlformats.org/drawingml/2006/wordprocessingDrawing" xmlns:w10="urn:schemas-microsoft-com:office:word" xmlns:w="http://schemas.openxmlformats.org/wordprocessingml/2006/main" xmlns:w14="http://schemas.microsoft.com/office/word/2010/wordml" xmlns:w15="http://schemas.microsoft.com/office/word/2012/wordml" xmlns:w16se="http://schemas.microsoft.com/office/word/2015/wordml/symex" xmlns:wpg="http://schemas.microsoft.com/office/word/2010/wordprocessingGroup" xmlns:wpi="http://schemas.microsoft.com/office/word/2010/wordprocessingInk" xmlns:wne="http://schemas.microsoft.com/office/word/2006/wordml" xmlns:wps="http://schemas.microsoft.com/office/word/2010/wordprocessingShape" mc:Ignorable="w14 w15 w16se wp14">
+<w:endnotes xmlns:wpc="http://schemas.microsoft.com/office/word/2010/wordprocessingCanvas" xmlns:cx="http://schemas.microsoft.com/office/drawing/2014/chartex" xmlns:cx1="http://schemas.microsoft.com/office/drawing/2015/9/8/chartex" xmlns:cx2="http://schemas.microsoft.com/office/drawing/2015/10/21/chartex" xmlns:cx3="http://schemas.microsoft.com/office/drawing/2016/5/9/chartex" xmlns:cx4="http://schemas.microsoft.com/office/drawing/2016/5/10/chartex" xmlns:cx5="http://schemas.microsoft.com/office/drawing/2016/5/11/chartex" xmlns:cx6="http://schemas.microsoft.com/office/drawing/2016/5/12/chartex" xmlns:cx7="http://schemas.microsoft.com/office/drawing/2016/5/13/chartex" xmlns:cx8="http://schemas.microsoft.com/office/drawing/2016/5/14/chartex" xmlns:mc="http://schemas.openxmlformats.org/markup-compatibility/2006" xmlns:aink="http://schemas.microsoft.com/office/drawing/2016/ink" xmlns:am3d="http://schemas.microsoft.com/office/drawing/2017/model3d" xmlns:o="urn:schemas-microsoft-com:office:office" xmlns:oel="http://schemas.microsoft.com/office/2019/extlst" xmlns:r="http://schemas.openxmlformats.org/officeDocument/2006/relationships" xmlns:m="http://schemas.openxmlformats.org/officeDocument/2006/math" xmlns:v="urn:schemas-microsoft-com:vml" xmlns:wp14="http://schemas.microsoft.com/office/word/2010/wordprocessingDrawing" xmlns:wp="http://schemas.openxmlformats.org/drawingml/2006/wordprocessingDrawing" xmlns:w10="urn:schemas-microsoft-com:office:word" xmlns:w="http://schemas.openxmlformats.org/wordprocessingml/2006/main" xmlns:w14="http://schemas.microsoft.com/office/word/2010/wordml" xmlns:w15="http://schemas.microsoft.com/office/word/2012/wordml" xmlns:w16cex="http://schemas.microsoft.com/office/word/2018/wordml/cex" xmlns:w16cid="http://schemas.microsoft.com/office/word/2016/wordml/cid" xmlns:w16="http://schemas.microsoft.com/office/word/2018/wordml" xmlns:w16du="http://schemas.microsoft.com/office/word/2023/wordml/word16du" xmlns:w16sdtdh="http://schemas.microsoft.com/office/word/2020/wordml/sdtdatahash" xmlns:w16se="http://schemas.microsoft.com/office/word/2015/wordml/symex" xmlns:wpg="http://schemas.microsoft.com/office/word/2010/wordprocessingGroup" xmlns:wpi="http://schemas.microsoft.com/office/word/2010/wordprocessingInk" xmlns:wne="http://schemas.microsoft.com/office/word/2006/wordml" xmlns:wps="http://schemas.microsoft.com/office/word/2010/wordprocessingShape" mc:Ignorable="w14 w15 w16se w16cid w16 w16cex w16sdtdh w16du wp14">
   <w:endnote w:type="separator" w:id="-1">
     <w:p>
       <w:r>
@@ -3635,7 +3888,7 @@
 </file>
 
 <file path=word/footer1.xml><?xml version="1.0" encoding="utf-8"?>
-<w:ftr xmlns:wpc="http://schemas.microsoft.com/office/word/2010/wordprocessingCanvas" xmlns:cx="http://schemas.microsoft.com/office/drawing/2014/chartex" xmlns:mc="http://schemas.openxmlformats.org/markup-compatibility/2006" xmlns:o="urn:schemas-microsoft-com:office:office" xmlns:r="http://schemas.openxmlformats.org/officeDocument/2006/relationships" xmlns:m="http://schemas.openxmlformats.org/officeDocument/2006/math" xmlns:v="urn:schemas-microsoft-com:vml" xmlns:wp14="http://schemas.microsoft.com/office/word/2010/wordprocessingDrawing" xmlns:wp="http://schemas.openxmlformats.org/drawingml/2006/wordprocessingDrawing" xmlns:w10="urn:schemas-microsoft-com:office:word" xmlns:w="http://schemas.openxmlformats.org/wordprocessingml/2006/main" xmlns:w14="http://schemas.microsoft.com/office/word/2010/wordml" xmlns:w15="http://schemas.microsoft.com/office/word/2012/wordml" xmlns:w16se="http://schemas.microsoft.com/office/word/2015/wordml/symex" xmlns:wpg="http://schemas.microsoft.com/office/word/2010/wordprocessingGroup" xmlns:wpi="http://schemas.microsoft.com/office/word/2010/wordprocessingInk" xmlns:wne="http://schemas.microsoft.com/office/word/2006/wordml" xmlns:wps="http://schemas.microsoft.com/office/word/2010/wordprocessingShape" mc:Ignorable="w14 w15 w16se wp14">
+<w:ftr xmlns:wpc="http://schemas.microsoft.com/office/word/2010/wordprocessingCanvas" xmlns:cx="http://schemas.microsoft.com/office/drawing/2014/chartex" xmlns:cx1="http://schemas.microsoft.com/office/drawing/2015/9/8/chartex" xmlns:cx2="http://schemas.microsoft.com/office/drawing/2015/10/21/chartex" xmlns:cx3="http://schemas.microsoft.com/office/drawing/2016/5/9/chartex" xmlns:cx4="http://schemas.microsoft.com/office/drawing/2016/5/10/chartex" xmlns:cx5="http://schemas.microsoft.com/office/drawing/2016/5/11/chartex" xmlns:cx6="http://schemas.microsoft.com/office/drawing/2016/5/12/chartex" xmlns:cx7="http://schemas.microsoft.com/office/drawing/2016/5/13/chartex" xmlns:cx8="http://schemas.microsoft.com/office/drawing/2016/5/14/chartex" xmlns:mc="http://schemas.openxmlformats.org/markup-compatibility/2006" xmlns:aink="http://schemas.microsoft.com/office/drawing/2016/ink" xmlns:am3d="http://schemas.microsoft.com/office/drawing/2017/model3d" xmlns:o="urn:schemas-microsoft-com:office:office" xmlns:oel="http://schemas.microsoft.com/office/2019/extlst" xmlns:r="http://schemas.openxmlformats.org/officeDocument/2006/relationships" xmlns:m="http://schemas.openxmlformats.org/officeDocument/2006/math" xmlns:v="urn:schemas-microsoft-com:vml" xmlns:wp14="http://schemas.microsoft.com/office/word/2010/wordprocessingDrawing" xmlns:wp="http://schemas.openxmlformats.org/drawingml/2006/wordprocessingDrawing" xmlns:w10="urn:schemas-microsoft-com:office:word" xmlns:w="http://schemas.openxmlformats.org/wordprocessingml/2006/main" xmlns:w14="http://schemas.microsoft.com/office/word/2010/wordml" xmlns:w15="http://schemas.microsoft.com/office/word/2012/wordml" xmlns:w16cex="http://schemas.microsoft.com/office/word/2018/wordml/cex" xmlns:w16cid="http://schemas.microsoft.com/office/word/2016/wordml/cid" xmlns:w16="http://schemas.microsoft.com/office/word/2018/wordml" xmlns:w16du="http://schemas.microsoft.com/office/word/2023/wordml/word16du" xmlns:w16sdtdh="http://schemas.microsoft.com/office/word/2020/wordml/sdtdatahash" xmlns:w16se="http://schemas.microsoft.com/office/word/2015/wordml/symex" xmlns:wpg="http://schemas.microsoft.com/office/word/2010/wordprocessingGroup" xmlns:wpi="http://schemas.microsoft.com/office/word/2010/wordprocessingInk" xmlns:wne="http://schemas.microsoft.com/office/word/2006/wordml" xmlns:wps="http://schemas.microsoft.com/office/word/2010/wordprocessingShape" mc:Ignorable="w14 w15 w16se w16cid w16 w16cex w16sdtdh w16du wp14">
   <w:p>
     <w:pPr>
       <w:pStyle w:val="smile-footer"/>
@@ -3914,7 +4167,7 @@
 </file>
 
 <file path=word/footnotes.xml><?xml version="1.0" encoding="utf-8"?>
-<w:footnotes xmlns:wpc="http://schemas.microsoft.com/office/word/2010/wordprocessingCanvas" xmlns:cx="http://schemas.microsoft.com/office/drawing/2014/chartex" xmlns:mc="http://schemas.openxmlformats.org/markup-compatibility/2006" xmlns:o="urn:schemas-microsoft-com:office:office" xmlns:r="http://schemas.openxmlformats.org/officeDocument/2006/relationships" xmlns:m="http://schemas.openxmlformats.org/officeDocument/2006/math" xmlns:v="urn:schemas-microsoft-com:vml" xmlns:wp14="http://schemas.microsoft.com/office/word/2010/wordprocessingDrawing" xmlns:wp="http://schemas.openxmlformats.org/drawingml/2006/wordprocessingDrawing" xmlns:w10="urn:schemas-microsoft-com:office:word" xmlns:w="http://schemas.openxmlformats.org/wordprocessingml/2006/main" xmlns:w14="http://schemas.microsoft.com/office/word/2010/wordml" xmlns:w15="http://schemas.microsoft.com/office/word/2012/wordml" xmlns:w16se="http://schemas.microsoft.com/office/word/2015/wordml/symex" xmlns:wpg="http://schemas.microsoft.com/office/word/2010/wordprocessingGroup" xmlns:wpi="http://schemas.microsoft.com/office/word/2010/wordprocessingInk" xmlns:wne="http://schemas.microsoft.com/office/word/2006/wordml" xmlns:wps="http://schemas.microsoft.com/office/word/2010/wordprocessingShape" mc:Ignorable="w14 w15 w16se wp14">
+<w:footnotes xmlns:wpc="http://schemas.microsoft.com/office/word/2010/wordprocessingCanvas" xmlns:cx="http://schemas.microsoft.com/office/drawing/2014/chartex" xmlns:cx1="http://schemas.microsoft.com/office/drawing/2015/9/8/chartex" xmlns:cx2="http://schemas.microsoft.com/office/drawing/2015/10/21/chartex" xmlns:cx3="http://schemas.microsoft.com/office/drawing/2016/5/9/chartex" xmlns:cx4="http://schemas.microsoft.com/office/drawing/2016/5/10/chartex" xmlns:cx5="http://schemas.microsoft.com/office/drawing/2016/5/11/chartex" xmlns:cx6="http://schemas.microsoft.com/office/drawing/2016/5/12/chartex" xmlns:cx7="http://schemas.microsoft.com/office/drawing/2016/5/13/chartex" xmlns:cx8="http://schemas.microsoft.com/office/drawing/2016/5/14/chartex" xmlns:mc="http://schemas.openxmlformats.org/markup-compatibility/2006" xmlns:aink="http://schemas.microsoft.com/office/drawing/2016/ink" xmlns:am3d="http://schemas.microsoft.com/office/drawing/2017/model3d" xmlns:o="urn:schemas-microsoft-com:office:office" xmlns:oel="http://schemas.microsoft.com/office/2019/extlst" xmlns:r="http://schemas.openxmlformats.org/officeDocument/2006/relationships" xmlns:m="http://schemas.openxmlformats.org/officeDocument/2006/math" xmlns:v="urn:schemas-microsoft-com:vml" xmlns:wp14="http://schemas.microsoft.com/office/word/2010/wordprocessingDrawing" xmlns:wp="http://schemas.openxmlformats.org/drawingml/2006/wordprocessingDrawing" xmlns:w10="urn:schemas-microsoft-com:office:word" xmlns:w="http://schemas.openxmlformats.org/wordprocessingml/2006/main" xmlns:w14="http://schemas.microsoft.com/office/word/2010/wordml" xmlns:w15="http://schemas.microsoft.com/office/word/2012/wordml" xmlns:w16cex="http://schemas.microsoft.com/office/word/2018/wordml/cex" xmlns:w16cid="http://schemas.microsoft.com/office/word/2016/wordml/cid" xmlns:w16="http://schemas.microsoft.com/office/word/2018/wordml" xmlns:w16du="http://schemas.microsoft.com/office/word/2023/wordml/word16du" xmlns:w16sdtdh="http://schemas.microsoft.com/office/word/2020/wordml/sdtdatahash" xmlns:w16se="http://schemas.microsoft.com/office/word/2015/wordml/symex" xmlns:wpg="http://schemas.microsoft.com/office/word/2010/wordprocessingGroup" xmlns:wpi="http://schemas.microsoft.com/office/word/2010/wordprocessingInk" xmlns:wne="http://schemas.microsoft.com/office/word/2006/wordml" xmlns:wps="http://schemas.microsoft.com/office/word/2010/wordprocessingShape" mc:Ignorable="w14 w15 w16se w16cid w16 w16cex w16sdtdh w16du wp14">
   <w:footnote w:type="separator" w:id="-1">
     <w:p>
       <w:r>
@@ -3933,7 +4186,7 @@
 </file>
 
 <file path=word/header1.xml><?xml version="1.0" encoding="utf-8"?>
-<w:hdr xmlns:wpc="http://schemas.microsoft.com/office/word/2010/wordprocessingCanvas" xmlns:cx="http://schemas.microsoft.com/office/drawing/2014/chartex" xmlns:mc="http://schemas.openxmlformats.org/markup-compatibility/2006" xmlns:o="urn:schemas-microsoft-com:office:office" xmlns:r="http://schemas.openxmlformats.org/officeDocument/2006/relationships" xmlns:m="http://schemas.openxmlformats.org/officeDocument/2006/math" xmlns:v="urn:schemas-microsoft-com:vml" xmlns:wp14="http://schemas.microsoft.com/office/word/2010/wordprocessingDrawing" xmlns:wp="http://schemas.openxmlformats.org/drawingml/2006/wordprocessingDrawing" xmlns:w10="urn:schemas-microsoft-com:office:word" xmlns:w="http://schemas.openxmlformats.org/wordprocessingml/2006/main" xmlns:w14="http://schemas.microsoft.com/office/word/2010/wordml" xmlns:w15="http://schemas.microsoft.com/office/word/2012/wordml" xmlns:w16se="http://schemas.microsoft.com/office/word/2015/wordml/symex" xmlns:wpg="http://schemas.microsoft.com/office/word/2010/wordprocessingGroup" xmlns:wpi="http://schemas.microsoft.com/office/word/2010/wordprocessingInk" xmlns:wne="http://schemas.microsoft.com/office/word/2006/wordml" xmlns:wps="http://schemas.microsoft.com/office/word/2010/wordprocessingShape" mc:Ignorable="w14 w15 w16se wp14">
+<w:hdr xmlns:wpc="http://schemas.microsoft.com/office/word/2010/wordprocessingCanvas" xmlns:cx="http://schemas.microsoft.com/office/drawing/2014/chartex" xmlns:cx1="http://schemas.microsoft.com/office/drawing/2015/9/8/chartex" xmlns:cx2="http://schemas.microsoft.com/office/drawing/2015/10/21/chartex" xmlns:cx3="http://schemas.microsoft.com/office/drawing/2016/5/9/chartex" xmlns:cx4="http://schemas.microsoft.com/office/drawing/2016/5/10/chartex" xmlns:cx5="http://schemas.microsoft.com/office/drawing/2016/5/11/chartex" xmlns:cx6="http://schemas.microsoft.com/office/drawing/2016/5/12/chartex" xmlns:cx7="http://schemas.microsoft.com/office/drawing/2016/5/13/chartex" xmlns:cx8="http://schemas.microsoft.com/office/drawing/2016/5/14/chartex" xmlns:mc="http://schemas.openxmlformats.org/markup-compatibility/2006" xmlns:aink="http://schemas.microsoft.com/office/drawing/2016/ink" xmlns:am3d="http://schemas.microsoft.com/office/drawing/2017/model3d" xmlns:o="urn:schemas-microsoft-com:office:office" xmlns:oel="http://schemas.microsoft.com/office/2019/extlst" xmlns:r="http://schemas.openxmlformats.org/officeDocument/2006/relationships" xmlns:m="http://schemas.openxmlformats.org/officeDocument/2006/math" xmlns:v="urn:schemas-microsoft-com:vml" xmlns:wp14="http://schemas.microsoft.com/office/word/2010/wordprocessingDrawing" xmlns:wp="http://schemas.openxmlformats.org/drawingml/2006/wordprocessingDrawing" xmlns:w10="urn:schemas-microsoft-com:office:word" xmlns:w="http://schemas.openxmlformats.org/wordprocessingml/2006/main" xmlns:w14="http://schemas.microsoft.com/office/word/2010/wordml" xmlns:w15="http://schemas.microsoft.com/office/word/2012/wordml" xmlns:w16cex="http://schemas.microsoft.com/office/word/2018/wordml/cex" xmlns:w16cid="http://schemas.microsoft.com/office/word/2016/wordml/cid" xmlns:w16="http://schemas.microsoft.com/office/word/2018/wordml" xmlns:w16du="http://schemas.microsoft.com/office/word/2023/wordml/word16du" xmlns:w16sdtdh="http://schemas.microsoft.com/office/word/2020/wordml/sdtdatahash" xmlns:w16se="http://schemas.microsoft.com/office/word/2015/wordml/symex" xmlns:wpg="http://schemas.microsoft.com/office/word/2010/wordprocessingGroup" xmlns:wpi="http://schemas.microsoft.com/office/word/2010/wordprocessingInk" xmlns:wne="http://schemas.microsoft.com/office/word/2006/wordml" xmlns:wps="http://schemas.microsoft.com/office/word/2010/wordprocessingShape" mc:Ignorable="w14 w15 w16se w16cid w16 w16cex w16sdtdh w16du wp14">
   <w:tbl>
     <w:tblPr>
       <w:tblW w:w="9810" w:type="dxa"/>
@@ -4463,7 +4716,7 @@
 </file>
 
 <file path=word/numbering.xml><?xml version="1.0" encoding="utf-8"?>
-<w:numbering xmlns:wpc="http://schemas.microsoft.com/office/word/2010/wordprocessingCanvas" xmlns:cx="http://schemas.microsoft.com/office/drawing/2014/chartex" xmlns:mc="http://schemas.openxmlformats.org/markup-compatibility/2006" xmlns:o="urn:schemas-microsoft-com:office:office" xmlns:r="http://schemas.openxmlformats.org/officeDocument/2006/relationships" xmlns:m="http://schemas.openxmlformats.org/officeDocument/2006/math" xmlns:v="urn:schemas-microsoft-com:vml" xmlns:wp14="http://schemas.microsoft.com/office/word/2010/wordprocessingDrawing" xmlns:wp="http://schemas.openxmlformats.org/drawingml/2006/wordprocessingDrawing" xmlns:w10="urn:schemas-microsoft-com:office:word" xmlns:w="http://schemas.openxmlformats.org/wordprocessingml/2006/main" xmlns:w14="http://schemas.microsoft.com/office/word/2010/wordml" xmlns:w15="http://schemas.microsoft.com/office/word/2012/wordml" xmlns:w16se="http://schemas.microsoft.com/office/word/2015/wordml/symex" xmlns:wpg="http://schemas.microsoft.com/office/word/2010/wordprocessingGroup" xmlns:wpi="http://schemas.microsoft.com/office/word/2010/wordprocessingInk" xmlns:wne="http://schemas.microsoft.com/office/word/2006/wordml" xmlns:wps="http://schemas.microsoft.com/office/word/2010/wordprocessingShape" mc:Ignorable="w14 w15 w16se wp14">
+<w:numbering xmlns:wpc="http://schemas.microsoft.com/office/word/2010/wordprocessingCanvas" xmlns:cx="http://schemas.microsoft.com/office/drawing/2014/chartex" xmlns:cx1="http://schemas.microsoft.com/office/drawing/2015/9/8/chartex" xmlns:cx2="http://schemas.microsoft.com/office/drawing/2015/10/21/chartex" xmlns:cx3="http://schemas.microsoft.com/office/drawing/2016/5/9/chartex" xmlns:cx4="http://schemas.microsoft.com/office/drawing/2016/5/10/chartex" xmlns:cx5="http://schemas.microsoft.com/office/drawing/2016/5/11/chartex" xmlns:cx6="http://schemas.microsoft.com/office/drawing/2016/5/12/chartex" xmlns:cx7="http://schemas.microsoft.com/office/drawing/2016/5/13/chartex" xmlns:cx8="http://schemas.microsoft.com/office/drawing/2016/5/14/chartex" xmlns:mc="http://schemas.openxmlformats.org/markup-compatibility/2006" xmlns:aink="http://schemas.microsoft.com/office/drawing/2016/ink" xmlns:am3d="http://schemas.microsoft.com/office/drawing/2017/model3d" xmlns:o="urn:schemas-microsoft-com:office:office" xmlns:oel="http://schemas.microsoft.com/office/2019/extlst" xmlns:r="http://schemas.openxmlformats.org/officeDocument/2006/relationships" xmlns:m="http://schemas.openxmlformats.org/officeDocument/2006/math" xmlns:v="urn:schemas-microsoft-com:vml" xmlns:wp14="http://schemas.microsoft.com/office/word/2010/wordprocessingDrawing" xmlns:wp="http://schemas.openxmlformats.org/drawingml/2006/wordprocessingDrawing" xmlns:w10="urn:schemas-microsoft-com:office:word" xmlns:w="http://schemas.openxmlformats.org/wordprocessingml/2006/main" xmlns:w14="http://schemas.microsoft.com/office/word/2010/wordml" xmlns:w15="http://schemas.microsoft.com/office/word/2012/wordml" xmlns:w16cex="http://schemas.microsoft.com/office/word/2018/wordml/cex" xmlns:w16cid="http://schemas.microsoft.com/office/word/2016/wordml/cid" xmlns:w16="http://schemas.microsoft.com/office/word/2018/wordml" xmlns:w16du="http://schemas.microsoft.com/office/word/2023/wordml/word16du" xmlns:w16sdtdh="http://schemas.microsoft.com/office/word/2020/wordml/sdtdatahash" xmlns:w16se="http://schemas.microsoft.com/office/word/2015/wordml/symex" xmlns:wpg="http://schemas.microsoft.com/office/word/2010/wordprocessingGroup" xmlns:wpi="http://schemas.microsoft.com/office/word/2010/wordprocessingInk" xmlns:wne="http://schemas.microsoft.com/office/word/2006/wordml" xmlns:wps="http://schemas.microsoft.com/office/word/2010/wordprocessingShape" mc:Ignorable="w14 w15 w16se w16cid w16 w16cex w16sdtdh w16du wp14">
   <w:abstractNum w:abstractNumId="0" w15:restartNumberingAfterBreak="0">
     <w:nsid w:val="FFFFFF1D"/>
     <w:multiLevelType w:val="multilevel"/>
@@ -9100,79 +9353,79 @@
       </w:rPr>
     </w:lvl>
   </w:abstractNum>
-  <w:num w:numId="1">
+  <w:num w:numId="1" w16cid:durableId="1103694528">
     <w:abstractNumId w:val="11"/>
   </w:num>
-  <w:num w:numId="2">
+  <w:num w:numId="2" w16cid:durableId="105317719">
     <w:abstractNumId w:val="30"/>
   </w:num>
-  <w:num w:numId="3">
+  <w:num w:numId="3" w16cid:durableId="1651866928">
     <w:abstractNumId w:val="33"/>
   </w:num>
-  <w:num w:numId="4">
+  <w:num w:numId="4" w16cid:durableId="552733993">
     <w:abstractNumId w:val="29"/>
   </w:num>
-  <w:num w:numId="5">
+  <w:num w:numId="5" w16cid:durableId="590511813">
     <w:abstractNumId w:val="27"/>
   </w:num>
-  <w:num w:numId="6">
+  <w:num w:numId="6" w16cid:durableId="870609721">
     <w:abstractNumId w:val="34"/>
   </w:num>
-  <w:num w:numId="7">
+  <w:num w:numId="7" w16cid:durableId="1866481455">
     <w:abstractNumId w:val="4"/>
   </w:num>
-  <w:num w:numId="8">
+  <w:num w:numId="8" w16cid:durableId="1912228353">
     <w:abstractNumId w:val="15"/>
   </w:num>
-  <w:num w:numId="9">
+  <w:num w:numId="9" w16cid:durableId="727654397">
     <w:abstractNumId w:val="32"/>
   </w:num>
-  <w:num w:numId="10">
+  <w:num w:numId="10" w16cid:durableId="929776977">
     <w:abstractNumId w:val="2"/>
   </w:num>
-  <w:num w:numId="11">
+  <w:num w:numId="11" w16cid:durableId="240872155">
     <w:abstractNumId w:val="6"/>
   </w:num>
-  <w:num w:numId="12">
+  <w:num w:numId="12" w16cid:durableId="1356736294">
     <w:abstractNumId w:val="10"/>
   </w:num>
-  <w:num w:numId="13">
+  <w:num w:numId="13" w16cid:durableId="2055688787">
     <w:abstractNumId w:val="26"/>
   </w:num>
-  <w:num w:numId="14">
+  <w:num w:numId="14" w16cid:durableId="464398956">
     <w:abstractNumId w:val="35"/>
   </w:num>
-  <w:num w:numId="15">
+  <w:num w:numId="15" w16cid:durableId="194270649">
     <w:abstractNumId w:val="22"/>
   </w:num>
-  <w:num w:numId="16">
+  <w:num w:numId="16" w16cid:durableId="891814038">
     <w:abstractNumId w:val="23"/>
   </w:num>
-  <w:num w:numId="17">
+  <w:num w:numId="17" w16cid:durableId="1664045299">
     <w:abstractNumId w:val="10"/>
   </w:num>
-  <w:num w:numId="18">
+  <w:num w:numId="18" w16cid:durableId="42750186">
     <w:abstractNumId w:val="6"/>
     <w:lvlOverride w:ilvl="0">
       <w:startOverride w:val="1"/>
     </w:lvlOverride>
   </w:num>
-  <w:num w:numId="19">
+  <w:num w:numId="19" w16cid:durableId="1796219783">
     <w:abstractNumId w:val="11"/>
   </w:num>
-  <w:num w:numId="20">
+  <w:num w:numId="20" w16cid:durableId="1045175059">
     <w:abstractNumId w:val="12"/>
   </w:num>
-  <w:num w:numId="21">
+  <w:num w:numId="21" w16cid:durableId="1888570753">
     <w:abstractNumId w:val="31"/>
   </w:num>
-  <w:num w:numId="22">
+  <w:num w:numId="22" w16cid:durableId="186606657">
     <w:abstractNumId w:val="17"/>
   </w:num>
-  <w:num w:numId="23">
+  <w:num w:numId="23" w16cid:durableId="1885019514">
     <w:abstractNumId w:val="8"/>
   </w:num>
-  <w:num w:numId="24">
+  <w:num w:numId="24" w16cid:durableId="1481921863">
     <w:abstractNumId w:val="11"/>
     <w:lvlOverride w:ilvl="0">
       <w:startOverride w:val="1"/>
@@ -9202,7 +9455,7 @@
       <w:startOverride w:val="1"/>
     </w:lvlOverride>
   </w:num>
-  <w:num w:numId="25">
+  <w:num w:numId="25" w16cid:durableId="1465611576">
     <w:abstractNumId w:val="6"/>
     <w:lvlOverride w:ilvl="0">
       <w:startOverride w:val="1"/>
@@ -9232,13 +9485,13 @@
       <w:startOverride w:val="1"/>
     </w:lvlOverride>
   </w:num>
-  <w:num w:numId="26">
+  <w:num w:numId="26" w16cid:durableId="1082873072">
     <w:abstractNumId w:val="10"/>
   </w:num>
-  <w:num w:numId="27">
+  <w:num w:numId="27" w16cid:durableId="759714790">
     <w:abstractNumId w:val="2"/>
   </w:num>
-  <w:num w:numId="28">
+  <w:num w:numId="28" w16cid:durableId="1920796862">
     <w:abstractNumId w:val="22"/>
     <w:lvlOverride w:ilvl="0">
       <w:startOverride w:val="1"/>
@@ -9264,7 +9517,7 @@
       <w:startOverride w:val="1"/>
     </w:lvlOverride>
   </w:num>
-  <w:num w:numId="29">
+  <w:num w:numId="29" w16cid:durableId="1247418617">
     <w:abstractNumId w:val="11"/>
     <w:lvlOverride w:ilvl="0">
       <w:startOverride w:val="1"/>
@@ -9294,67 +9547,67 @@
       <w:startOverride w:val="1"/>
     </w:lvlOverride>
   </w:num>
-  <w:num w:numId="30">
+  <w:num w:numId="30" w16cid:durableId="2115006833">
     <w:abstractNumId w:val="28"/>
   </w:num>
-  <w:num w:numId="31">
+  <w:num w:numId="31" w16cid:durableId="1049183761">
     <w:abstractNumId w:val="1"/>
   </w:num>
-  <w:num w:numId="32">
+  <w:num w:numId="32" w16cid:durableId="1026560679">
     <w:abstractNumId w:val="25"/>
   </w:num>
-  <w:num w:numId="33">
+  <w:num w:numId="33" w16cid:durableId="1741951085">
     <w:abstractNumId w:val="11"/>
   </w:num>
-  <w:num w:numId="34">
+  <w:num w:numId="34" w16cid:durableId="2091389099">
     <w:abstractNumId w:val="13"/>
   </w:num>
-  <w:num w:numId="35">
+  <w:num w:numId="35" w16cid:durableId="1180117707">
     <w:abstractNumId w:val="21"/>
   </w:num>
-  <w:num w:numId="36">
+  <w:num w:numId="36" w16cid:durableId="1518084414">
     <w:abstractNumId w:val="3"/>
   </w:num>
-  <w:num w:numId="37">
+  <w:num w:numId="37" w16cid:durableId="1506631012">
     <w:abstractNumId w:val="24"/>
   </w:num>
-  <w:num w:numId="38">
+  <w:num w:numId="38" w16cid:durableId="1717579830">
     <w:abstractNumId w:val="9"/>
   </w:num>
-  <w:num w:numId="39">
+  <w:num w:numId="39" w16cid:durableId="1354259204">
     <w:abstractNumId w:val="18"/>
   </w:num>
-  <w:num w:numId="40">
+  <w:num w:numId="40" w16cid:durableId="898900365">
     <w:abstractNumId w:val="19"/>
   </w:num>
-  <w:num w:numId="41">
+  <w:num w:numId="41" w16cid:durableId="1735927253">
     <w:abstractNumId w:val="14"/>
   </w:num>
-  <w:num w:numId="42">
+  <w:num w:numId="42" w16cid:durableId="1977486257">
     <w:abstractNumId w:val="7"/>
   </w:num>
-  <w:num w:numId="43">
+  <w:num w:numId="43" w16cid:durableId="1477644729">
     <w:abstractNumId w:val="5"/>
   </w:num>
-  <w:num w:numId="44">
+  <w:num w:numId="44" w16cid:durableId="859510133">
     <w:abstractNumId w:val="20"/>
   </w:num>
-  <w:num w:numId="45">
+  <w:num w:numId="45" w16cid:durableId="733892521">
     <w:abstractNumId w:val="16"/>
   </w:num>
-  <w:num w:numId="46">
+  <w:num w:numId="46" w16cid:durableId="1429959153">
     <w:abstractNumId w:val="11"/>
   </w:num>
-  <w:num w:numId="47">
+  <w:num w:numId="47" w16cid:durableId="469708785">
     <w:abstractNumId w:val="11"/>
   </w:num>
-  <w:num w:numId="48">
+  <w:num w:numId="48" w16cid:durableId="1713381937">
     <w:abstractNumId w:val="0"/>
   </w:num>
-  <w:num w:numId="49">
+  <w:num w:numId="49" w16cid:durableId="45109461">
     <w:abstractNumId w:val="11"/>
   </w:num>
-  <w:num w:numId="50">
+  <w:num w:numId="50" w16cid:durableId="2108425362">
     <w:abstractNumId w:val="36"/>
   </w:num>
   <w:numIdMacAtCleanup w:val="15"/>
@@ -9362,7 +9615,7 @@
 </file>
 
 <file path=word/styles.xml><?xml version="1.0" encoding="utf-8"?>
-<w:styles xmlns:mc="http://schemas.openxmlformats.org/markup-compatibility/2006" xmlns:r="http://schemas.openxmlformats.org/officeDocument/2006/relationships" xmlns:w="http://schemas.openxmlformats.org/wordprocessingml/2006/main" xmlns:w14="http://schemas.microsoft.com/office/word/2010/wordml" xmlns:w15="http://schemas.microsoft.com/office/word/2012/wordml" xmlns:w16se="http://schemas.microsoft.com/office/word/2015/wordml/symex" mc:Ignorable="w14 w15 w16se">
+<w:styles xmlns:mc="http://schemas.openxmlformats.org/markup-compatibility/2006" xmlns:r="http://schemas.openxmlformats.org/officeDocument/2006/relationships" xmlns:w="http://schemas.openxmlformats.org/wordprocessingml/2006/main" xmlns:w14="http://schemas.microsoft.com/office/word/2010/wordml" xmlns:w15="http://schemas.microsoft.com/office/word/2012/wordml" xmlns:w16cex="http://schemas.microsoft.com/office/word/2018/wordml/cex" xmlns:w16cid="http://schemas.microsoft.com/office/word/2016/wordml/cid" xmlns:w16="http://schemas.microsoft.com/office/word/2018/wordml" xmlns:w16du="http://schemas.microsoft.com/office/word/2023/wordml/word16du" xmlns:w16sdtdh="http://schemas.microsoft.com/office/word/2020/wordml/sdtdatahash" xmlns:w16se="http://schemas.microsoft.com/office/word/2015/wordml/symex" mc:Ignorable="w14 w15 w16se w16cid w16 w16cex w16sdtdh w16du">
   <w:docDefaults>
     <w:rPrDefault>
       <w:rPr>
@@ -9378,7 +9631,7 @@
       </w:pPr>
     </w:pPrDefault>
   </w:docDefaults>
-  <w:latentStyles w:defLockedState="0" w:defUIPriority="99" w:defSemiHidden="0" w:defUnhideWhenUsed="0" w:defQFormat="0" w:count="371">
+  <w:latentStyles w:defLockedState="0" w:defUIPriority="99" w:defSemiHidden="0" w:defUnhideWhenUsed="0" w:defQFormat="0" w:count="376">
     <w:lsdException w:name="Normal" w:uiPriority="0" w:qFormat="1"/>
     <w:lsdException w:name="heading 1" w:uiPriority="9" w:qFormat="1"/>
     <w:lsdException w:name="heading 2" w:semiHidden="1" w:uiPriority="0" w:unhideWhenUsed="1" w:qFormat="1"/>
@@ -9741,6 +9994,11 @@
     <w:lsdException w:name="List Table 5 Dark Accent 6" w:uiPriority="50"/>
     <w:lsdException w:name="List Table 6 Colorful Accent 6" w:uiPriority="51"/>
     <w:lsdException w:name="List Table 7 Colorful Accent 6" w:uiPriority="52"/>
+    <w:lsdException w:name="Mention" w:semiHidden="1" w:unhideWhenUsed="1"/>
+    <w:lsdException w:name="Smart Hyperlink" w:semiHidden="1" w:unhideWhenUsed="1"/>
+    <w:lsdException w:name="Hashtag" w:semiHidden="1" w:unhideWhenUsed="1"/>
+    <w:lsdException w:name="Unresolved Mention" w:semiHidden="1" w:unhideWhenUsed="1"/>
+    <w:lsdException w:name="Smart Link" w:semiHidden="1" w:unhideWhenUsed="1"/>
   </w:latentStyles>
   <w:style w:type="paragraph" w:default="1" w:styleId="Normal">
     <w:name w:val="Normal"/>

--- a/deliveries/cases/EN/1.docx
+++ b/deliveries/cases/EN/1.docx
@@ -802,7 +802,7 @@
           <w:r>
             <w:fldChar w:fldCharType="separate"/>
           </w:r>
-          <w:hyperlink w:anchor="_Toc229569624" w:history="1">
+          <w:hyperlink w:anchor="_Toc230360224" w:history="1">
             <w:r>
               <w:rPr>
                 <w:rStyle w:val="Hyperlink"/>
@@ -853,7 +853,7 @@
                 <w:noProof/>
                 <w:webHidden/>
               </w:rPr>
-              <w:instrText xml:space="preserve"> PAGEREF _Toc229569624 \h </w:instrText>
+              <w:instrText xml:space="preserve"> PAGEREF _Toc230360224 \h </w:instrText>
             </w:r>
             <w:r>
               <w:rPr>
@@ -902,7 +902,7 @@
               <w14:ligatures w14:val="standardContextual"/>
             </w:rPr>
           </w:pPr>
-          <w:hyperlink w:anchor="_Toc229569625" w:history="1">
+          <w:hyperlink w:anchor="_Toc230360225" w:history="1">
             <w:r>
               <w:rPr>
                 <w:rStyle w:val="Hyperlink"/>
@@ -951,7 +951,7 @@
                 <w:noProof/>
                 <w:webHidden/>
               </w:rPr>
-              <w:instrText xml:space="preserve"> PAGEREF _Toc229569625 \h </w:instrText>
+              <w:instrText xml:space="preserve"> PAGEREF _Toc230360225 \h </w:instrText>
             </w:r>
             <w:r>
               <w:rPr>
@@ -1000,7 +1000,7 @@
               <w14:ligatures w14:val="standardContextual"/>
             </w:rPr>
           </w:pPr>
-          <w:hyperlink w:anchor="_Toc229569626" w:history="1">
+          <w:hyperlink w:anchor="_Toc230360226" w:history="1">
             <w:r>
               <w:rPr>
                 <w:rStyle w:val="Hyperlink"/>
@@ -1049,7 +1049,7 @@
                 <w:noProof/>
                 <w:webHidden/>
               </w:rPr>
-              <w:instrText xml:space="preserve"> PAGEREF _Toc229569626 \h </w:instrText>
+              <w:instrText xml:space="preserve"> PAGEREF _Toc230360226 \h </w:instrText>
             </w:r>
             <w:r>
               <w:rPr>
@@ -1098,7 +1098,7 @@
               <w14:ligatures w14:val="standardContextual"/>
             </w:rPr>
           </w:pPr>
-          <w:hyperlink w:anchor="_Toc229569627" w:history="1">
+          <w:hyperlink w:anchor="_Toc230360227" w:history="1">
             <w:r>
               <w:rPr>
                 <w:rStyle w:val="Hyperlink"/>
@@ -1147,7 +1147,7 @@
                 <w:noProof/>
                 <w:webHidden/>
               </w:rPr>
-              <w:instrText xml:space="preserve"> PAGEREF _Toc229569627 \h </w:instrText>
+              <w:instrText xml:space="preserve"> PAGEREF _Toc230360227 \h </w:instrText>
             </w:r>
             <w:r>
               <w:rPr>
@@ -1198,7 +1198,7 @@
               <w14:ligatures w14:val="standardContextual"/>
             </w:rPr>
           </w:pPr>
-          <w:hyperlink w:anchor="_Toc229569628" w:history="1">
+          <w:hyperlink w:anchor="_Toc230360228" w:history="1">
             <w:r>
               <w:rPr>
                 <w:rStyle w:val="Hyperlink"/>
@@ -1249,7 +1249,7 @@
                 <w:noProof/>
                 <w:webHidden/>
               </w:rPr>
-              <w:instrText xml:space="preserve"> PAGEREF _Toc229569628 \h </w:instrText>
+              <w:instrText xml:space="preserve"> PAGEREF _Toc230360228 \h </w:instrText>
             </w:r>
             <w:r>
               <w:rPr>
@@ -1298,7 +1298,7 @@
               <w14:ligatures w14:val="standardContextual"/>
             </w:rPr>
           </w:pPr>
-          <w:hyperlink w:anchor="_Toc229569629" w:history="1">
+          <w:hyperlink w:anchor="_Toc230360229" w:history="1">
             <w:r>
               <w:rPr>
                 <w:rStyle w:val="Hyperlink"/>
@@ -1349,105 +1349,7 @@
                 <w:noProof/>
                 <w:webHidden/>
               </w:rPr>
-              <w:instrText xml:space="preserve"> PAGEREF _Toc229569629 \h </w:instrText>
-            </w:r>
-            <w:r>
-              <w:rPr>
-                <w:noProof/>
-                <w:webHidden/>
-              </w:rPr>
-            </w:r>
-            <w:r>
-              <w:rPr>
-                <w:noProof/>
-                <w:webHidden/>
-              </w:rPr>
-              <w:fldChar w:fldCharType="separate"/>
-            </w:r>
-            <w:r>
-              <w:rPr>
-                <w:noProof/>
-                <w:webHidden/>
-              </w:rPr>
-              <w:t>4</w:t>
-            </w:r>
-            <w:r>
-              <w:rPr>
-                <w:noProof/>
-                <w:webHidden/>
-              </w:rPr>
-              <w:fldChar w:fldCharType="end"/>
-            </w:r>
-          </w:hyperlink>
-        </w:p>
-        <w:p>
-          <w:pPr>
-            <w:pStyle w:val="TOC2"/>
-            <w:tabs>
-              <w:tab w:val="left" w:pos="880"/>
-              <w:tab w:val="right" w:leader="dot" w:pos="9764"/>
-            </w:tabs>
-            <w:rPr>
-              <w:rFonts w:asciiTheme="minorHAnsi" w:eastAsiaTheme="minorEastAsia" w:hAnsiTheme="minorHAnsi" w:cstheme="minorBidi"/>
-              <w:smallCaps w:val="0"/>
-              <w:noProof/>
-              <w:kern w:val="2"/>
-              <w:sz w:val="24"/>
-              <w:szCs w:val="24"/>
-              <w:lang w:val="en-LU" w:eastAsia="en-GB"/>
-              <w14:ligatures w14:val="standardContextual"/>
-            </w:rPr>
-          </w:pPr>
-          <w:hyperlink w:anchor="_Toc229569630" w:history="1">
-            <w:r>
-              <w:rPr>
-                <w:rStyle w:val="Hyperlink"/>
-                <w:noProof/>
-                <w:snapToGrid w:val="0"/>
-                <w:w w:val="0"/>
-              </w:rPr>
-              <w:t>2.2</w:t>
-            </w:r>
-            <w:r>
-              <w:rPr>
-                <w:rFonts w:asciiTheme="minorHAnsi" w:eastAsiaTheme="minorEastAsia" w:hAnsiTheme="minorHAnsi" w:cstheme="minorBidi"/>
-                <w:smallCaps w:val="0"/>
-                <w:noProof/>
-                <w:kern w:val="2"/>
-                <w:sz w:val="24"/>
-                <w:szCs w:val="24"/>
-                <w:lang w:val="en-LU" w:eastAsia="en-GB"/>
-                <w14:ligatures w14:val="standardContextual"/>
-              </w:rPr>
-              <w:tab/>
-            </w:r>
-            <w:r>
-              <w:rPr>
-                <w:rStyle w:val="Hyperlink"/>
-                <w:noProof/>
-              </w:rPr>
-              <w:t>Definition of the risk evaluation criteria</w:t>
-            </w:r>
-            <w:r>
-              <w:rPr>
-                <w:noProof/>
-                <w:webHidden/>
-              </w:rPr>
-              <w:tab/>
-            </w:r>
-            <w:r>
-              <w:rPr>
-                <w:noProof/>
-                <w:webHidden/>
-              </w:rPr>
-              <w:fldChar w:fldCharType="begin"/>
-            </w:r>
-            <w:r>
-              <w:rPr>
-                <w:noProof/>
-                <w:webHidden/>
-              </w:rPr>
-              <w:instrText xml:space="preserve"> PAGEREF _Toc229569630 \h </w:instrText>
+              <w:instrText xml:space="preserve"> PAGEREF _Toc230360229 \h </w:instrText>
             </w:r>
             <w:r>
               <w:rPr>
@@ -1497,13 +1399,13 @@
               <w14:ligatures w14:val="standardContextual"/>
             </w:rPr>
           </w:pPr>
-          <w:hyperlink w:anchor="_Toc229569631" w:history="1">
+          <w:hyperlink w:anchor="_Toc230360230" w:history="1">
             <w:r>
               <w:rPr>
                 <w:rStyle w:val="Hyperlink"/>
                 <w:noProof/>
               </w:rPr>
-              <w:t>2.2.1</w:t>
+              <w:t>2.1.1</w:t>
             </w:r>
             <w:r>
               <w:rPr>
@@ -1524,7 +1426,7 @@
                 <w:rStyle w:val="Hyperlink"/>
                 <w:noProof/>
               </w:rPr>
-              <w:t>Information risks</w:t>
+              <w:t>Risk analysis context</w:t>
             </w:r>
             <w:r>
               <w:rPr>
@@ -1545,7 +1447,7 @@
                 <w:noProof/>
                 <w:webHidden/>
               </w:rPr>
-              <w:instrText xml:space="preserve"> PAGEREF _Toc229569631 \h </w:instrText>
+              <w:instrText xml:space="preserve"> PAGEREF _Toc230360230 \h </w:instrText>
             </w:r>
             <w:r>
               <w:rPr>
@@ -1595,14 +1497,13 @@
               <w14:ligatures w14:val="standardContextual"/>
             </w:rPr>
           </w:pPr>
-          <w:hyperlink w:anchor="_Toc229569632" w:history="1">
+          <w:hyperlink w:anchor="_Toc230360231" w:history="1">
             <w:r>
               <w:rPr>
                 <w:rStyle w:val="Hyperlink"/>
                 <w:noProof/>
-                <w:lang w:val="en-GB"/>
-              </w:rPr>
-              <w:t>2.2.1.1</w:t>
+              </w:rPr>
+              <w:t>2.1.2</w:t>
             </w:r>
             <w:r>
               <w:rPr>
@@ -1623,7 +1524,21 @@
                 <w:rStyle w:val="Hyperlink"/>
                 <w:noProof/>
               </w:rPr>
-              <w:t>Impact scale</w:t>
+              <w:t>Interested parties</w:t>
+            </w:r>
+            <w:r>
+              <w:rPr>
+                <w:rStyle w:val="Hyperlink"/>
+                <w:noProof/>
+              </w:rPr>
+              <w:t xml:space="preserve"> </w:t>
+            </w:r>
+            <w:r>
+              <w:rPr>
+                <w:rStyle w:val="Hyperlink"/>
+                <w:noProof/>
+              </w:rPr>
+              <w:t>&amp; requirements</w:t>
             </w:r>
             <w:r>
               <w:rPr>
@@ -1644,7 +1559,105 @@
                 <w:noProof/>
                 <w:webHidden/>
               </w:rPr>
-              <w:instrText xml:space="preserve"> PAGEREF _Toc229569632 \h </w:instrText>
+              <w:instrText xml:space="preserve"> PAGEREF _Toc230360231 \h </w:instrText>
+            </w:r>
+            <w:r>
+              <w:rPr>
+                <w:noProof/>
+                <w:webHidden/>
+              </w:rPr>
+            </w:r>
+            <w:r>
+              <w:rPr>
+                <w:noProof/>
+                <w:webHidden/>
+              </w:rPr>
+              <w:fldChar w:fldCharType="separate"/>
+            </w:r>
+            <w:r>
+              <w:rPr>
+                <w:noProof/>
+                <w:webHidden/>
+              </w:rPr>
+              <w:t>4</w:t>
+            </w:r>
+            <w:r>
+              <w:rPr>
+                <w:noProof/>
+                <w:webHidden/>
+              </w:rPr>
+              <w:fldChar w:fldCharType="end"/>
+            </w:r>
+          </w:hyperlink>
+        </w:p>
+        <w:p>
+          <w:pPr>
+            <w:pStyle w:val="TOC2"/>
+            <w:tabs>
+              <w:tab w:val="left" w:pos="880"/>
+              <w:tab w:val="right" w:leader="dot" w:pos="9764"/>
+            </w:tabs>
+            <w:rPr>
+              <w:rFonts w:asciiTheme="minorHAnsi" w:eastAsiaTheme="minorEastAsia" w:hAnsiTheme="minorHAnsi" w:cstheme="minorBidi"/>
+              <w:smallCaps w:val="0"/>
+              <w:noProof/>
+              <w:kern w:val="2"/>
+              <w:sz w:val="24"/>
+              <w:szCs w:val="24"/>
+              <w:lang w:val="en-LU" w:eastAsia="en-GB"/>
+              <w14:ligatures w14:val="standardContextual"/>
+            </w:rPr>
+          </w:pPr>
+          <w:hyperlink w:anchor="_Toc230360232" w:history="1">
+            <w:r>
+              <w:rPr>
+                <w:rStyle w:val="Hyperlink"/>
+                <w:noProof/>
+                <w:snapToGrid w:val="0"/>
+                <w:w w:val="0"/>
+              </w:rPr>
+              <w:t>2.2</w:t>
+            </w:r>
+            <w:r>
+              <w:rPr>
+                <w:rFonts w:asciiTheme="minorHAnsi" w:eastAsiaTheme="minorEastAsia" w:hAnsiTheme="minorHAnsi" w:cstheme="minorBidi"/>
+                <w:smallCaps w:val="0"/>
+                <w:noProof/>
+                <w:kern w:val="2"/>
+                <w:sz w:val="24"/>
+                <w:szCs w:val="24"/>
+                <w:lang w:val="en-LU" w:eastAsia="en-GB"/>
+                <w14:ligatures w14:val="standardContextual"/>
+              </w:rPr>
+              <w:tab/>
+            </w:r>
+            <w:r>
+              <w:rPr>
+                <w:rStyle w:val="Hyperlink"/>
+                <w:noProof/>
+              </w:rPr>
+              <w:t>Definition of the risk evaluation criteria</w:t>
+            </w:r>
+            <w:r>
+              <w:rPr>
+                <w:noProof/>
+                <w:webHidden/>
+              </w:rPr>
+              <w:tab/>
+            </w:r>
+            <w:r>
+              <w:rPr>
+                <w:noProof/>
+                <w:webHidden/>
+              </w:rPr>
+              <w:fldChar w:fldCharType="begin"/>
+            </w:r>
+            <w:r>
+              <w:rPr>
+                <w:noProof/>
+                <w:webHidden/>
+              </w:rPr>
+              <w:instrText xml:space="preserve"> PAGEREF _Toc230360232 \h </w:instrText>
             </w:r>
             <w:r>
               <w:rPr>
@@ -1694,14 +1707,13 @@
               <w14:ligatures w14:val="standardContextual"/>
             </w:rPr>
           </w:pPr>
-          <w:hyperlink w:anchor="_Toc229569633" w:history="1">
+          <w:hyperlink w:anchor="_Toc230360233" w:history="1">
             <w:r>
               <w:rPr>
                 <w:rStyle w:val="Hyperlink"/>
                 <w:noProof/>
-                <w:lang w:val="en-GB"/>
-              </w:rPr>
-              <w:t>2.2.1.2</w:t>
+              </w:rPr>
+              <w:t>2.2.1</w:t>
             </w:r>
             <w:r>
               <w:rPr>
@@ -1722,7 +1734,7 @@
                 <w:rStyle w:val="Hyperlink"/>
                 <w:noProof/>
               </w:rPr>
-              <w:t>Threat scale</w:t>
+              <w:t>Information risks</w:t>
             </w:r>
             <w:r>
               <w:rPr>
@@ -1743,7 +1755,7 @@
                 <w:noProof/>
                 <w:webHidden/>
               </w:rPr>
-              <w:instrText xml:space="preserve"> PAGEREF _Toc229569633 \h </w:instrText>
+              <w:instrText xml:space="preserve"> PAGEREF _Toc230360233 \h </w:instrText>
             </w:r>
             <w:r>
               <w:rPr>
@@ -1793,14 +1805,14 @@
               <w14:ligatures w14:val="standardContextual"/>
             </w:rPr>
           </w:pPr>
-          <w:hyperlink w:anchor="_Toc229569634" w:history="1">
+          <w:hyperlink w:anchor="_Toc230360234" w:history="1">
             <w:r>
               <w:rPr>
                 <w:rStyle w:val="Hyperlink"/>
                 <w:noProof/>
                 <w:lang w:val="en-GB"/>
               </w:rPr>
-              <w:t>2.2.1.3</w:t>
+              <w:t>2.2.1.1</w:t>
             </w:r>
             <w:r>
               <w:rPr>
@@ -1821,7 +1833,7 @@
                 <w:rStyle w:val="Hyperlink"/>
                 <w:noProof/>
               </w:rPr>
-              <w:t>Vulnerability scale</w:t>
+              <w:t>Impact scale</w:t>
             </w:r>
             <w:r>
               <w:rPr>
@@ -1842,7 +1854,7 @@
                 <w:noProof/>
                 <w:webHidden/>
               </w:rPr>
-              <w:instrText xml:space="preserve"> PAGEREF _Toc229569634 \h </w:instrText>
+              <w:instrText xml:space="preserve"> PAGEREF _Toc230360234 \h </w:instrText>
             </w:r>
             <w:r>
               <w:rPr>
@@ -1892,14 +1904,14 @@
               <w14:ligatures w14:val="standardContextual"/>
             </w:rPr>
           </w:pPr>
-          <w:hyperlink w:anchor="_Toc229569635" w:history="1">
+          <w:hyperlink w:anchor="_Toc230360235" w:history="1">
             <w:r>
               <w:rPr>
                 <w:rStyle w:val="Hyperlink"/>
                 <w:noProof/>
                 <w:lang w:val="en-GB"/>
               </w:rPr>
-              <w:t>2.2.1.4</w:t>
+              <w:t>2.2.1.2</w:t>
             </w:r>
             <w:r>
               <w:rPr>
@@ -1920,7 +1932,7 @@
                 <w:rStyle w:val="Hyperlink"/>
                 <w:noProof/>
               </w:rPr>
-              <w:t>Risk acceptance thresholds</w:t>
+              <w:t>Threat scale</w:t>
             </w:r>
             <w:r>
               <w:rPr>
@@ -1941,7 +1953,7 @@
                 <w:noProof/>
                 <w:webHidden/>
               </w:rPr>
-              <w:instrText xml:space="preserve"> PAGEREF _Toc229569635 \h </w:instrText>
+              <w:instrText xml:space="preserve"> PAGEREF _Toc230360235 \h </w:instrText>
             </w:r>
             <w:r>
               <w:rPr>
@@ -1961,7 +1973,7 @@
                 <w:noProof/>
                 <w:webHidden/>
               </w:rPr>
-              <w:t>5</w:t>
+              <w:t>4</w:t>
             </w:r>
             <w:r>
               <w:rPr>
@@ -1991,13 +2003,14 @@
               <w14:ligatures w14:val="standardContextual"/>
             </w:rPr>
           </w:pPr>
-          <w:hyperlink w:anchor="_Toc229569636" w:history="1">
+          <w:hyperlink w:anchor="_Toc230360236" w:history="1">
             <w:r>
               <w:rPr>
                 <w:rStyle w:val="Hyperlink"/>
                 <w:noProof/>
-              </w:rPr>
-              <w:t>2.2.2</w:t>
+                <w:lang w:val="en-GB"/>
+              </w:rPr>
+              <w:t>2.2.1.3</w:t>
             </w:r>
             <w:r>
               <w:rPr>
@@ -2018,7 +2031,7 @@
                 <w:rStyle w:val="Hyperlink"/>
                 <w:noProof/>
               </w:rPr>
-              <w:t>Operational risks</w:t>
+              <w:t>Vulnerability scale</w:t>
             </w:r>
             <w:r>
               <w:rPr>
@@ -2039,7 +2052,7 @@
                 <w:noProof/>
                 <w:webHidden/>
               </w:rPr>
-              <w:instrText xml:space="preserve"> PAGEREF _Toc229569636 \h </w:instrText>
+              <w:instrText xml:space="preserve"> PAGEREF _Toc230360236 \h </w:instrText>
             </w:r>
             <w:r>
               <w:rPr>
@@ -2059,7 +2072,7 @@
                 <w:noProof/>
                 <w:webHidden/>
               </w:rPr>
-              <w:t>5</w:t>
+              <w:t>4</w:t>
             </w:r>
             <w:r>
               <w:rPr>
@@ -2089,14 +2102,14 @@
               <w14:ligatures w14:val="standardContextual"/>
             </w:rPr>
           </w:pPr>
-          <w:hyperlink w:anchor="_Toc229569637" w:history="1">
+          <w:hyperlink w:anchor="_Toc230360237" w:history="1">
             <w:r>
               <w:rPr>
                 <w:rStyle w:val="Hyperlink"/>
                 <w:noProof/>
                 <w:lang w:val="en-GB"/>
               </w:rPr>
-              <w:t>2.2.2.1</w:t>
+              <w:t>2.2.1.4</w:t>
             </w:r>
             <w:r>
               <w:rPr>
@@ -2117,7 +2130,7 @@
                 <w:rStyle w:val="Hyperlink"/>
                 <w:noProof/>
               </w:rPr>
-              <w:t>Impact scale</w:t>
+              <w:t>Risk acceptance thresholds</w:t>
             </w:r>
             <w:r>
               <w:rPr>
@@ -2138,7 +2151,7 @@
                 <w:noProof/>
                 <w:webHidden/>
               </w:rPr>
-              <w:instrText xml:space="preserve"> PAGEREF _Toc229569637 \h </w:instrText>
+              <w:instrText xml:space="preserve"> PAGEREF _Toc230360237 \h </w:instrText>
             </w:r>
             <w:r>
               <w:rPr>
@@ -2188,14 +2201,13 @@
               <w14:ligatures w14:val="standardContextual"/>
             </w:rPr>
           </w:pPr>
-          <w:hyperlink w:anchor="_Toc229569638" w:history="1">
+          <w:hyperlink w:anchor="_Toc230360238" w:history="1">
             <w:r>
               <w:rPr>
                 <w:rStyle w:val="Hyperlink"/>
                 <w:noProof/>
-                <w:lang w:val="en-GB"/>
-              </w:rPr>
-              <w:t>2.2.2.2</w:t>
+              </w:rPr>
+              <w:t>2.2.2</w:t>
             </w:r>
             <w:r>
               <w:rPr>
@@ -2216,7 +2228,7 @@
                 <w:rStyle w:val="Hyperlink"/>
                 <w:noProof/>
               </w:rPr>
-              <w:t>Likelihood scale</w:t>
+              <w:t>Operational risks</w:t>
             </w:r>
             <w:r>
               <w:rPr>
@@ -2237,7 +2249,7 @@
                 <w:noProof/>
                 <w:webHidden/>
               </w:rPr>
-              <w:instrText xml:space="preserve"> PAGEREF _Toc229569638 \h </w:instrText>
+              <w:instrText xml:space="preserve"> PAGEREF _Toc230360238 \h </w:instrText>
             </w:r>
             <w:r>
               <w:rPr>
@@ -2287,14 +2299,14 @@
               <w14:ligatures w14:val="standardContextual"/>
             </w:rPr>
           </w:pPr>
-          <w:hyperlink w:anchor="_Toc229569639" w:history="1">
+          <w:hyperlink w:anchor="_Toc230360239" w:history="1">
             <w:r>
               <w:rPr>
                 <w:rStyle w:val="Hyperlink"/>
                 <w:noProof/>
                 <w:lang w:val="en-GB"/>
               </w:rPr>
-              <w:t>2.2.2.3</w:t>
+              <w:t>2.2.2.1</w:t>
             </w:r>
             <w:r>
               <w:rPr>
@@ -2315,6 +2327,204 @@
                 <w:rStyle w:val="Hyperlink"/>
                 <w:noProof/>
               </w:rPr>
+              <w:t>Impact scale</w:t>
+            </w:r>
+            <w:r>
+              <w:rPr>
+                <w:noProof/>
+                <w:webHidden/>
+              </w:rPr>
+              <w:tab/>
+            </w:r>
+            <w:r>
+              <w:rPr>
+                <w:noProof/>
+                <w:webHidden/>
+              </w:rPr>
+              <w:fldChar w:fldCharType="begin"/>
+            </w:r>
+            <w:r>
+              <w:rPr>
+                <w:noProof/>
+                <w:webHidden/>
+              </w:rPr>
+              <w:instrText xml:space="preserve"> PAGEREF _Toc230360239 \h </w:instrText>
+            </w:r>
+            <w:r>
+              <w:rPr>
+                <w:noProof/>
+                <w:webHidden/>
+              </w:rPr>
+            </w:r>
+            <w:r>
+              <w:rPr>
+                <w:noProof/>
+                <w:webHidden/>
+              </w:rPr>
+              <w:fldChar w:fldCharType="separate"/>
+            </w:r>
+            <w:r>
+              <w:rPr>
+                <w:noProof/>
+                <w:webHidden/>
+              </w:rPr>
+              <w:t>5</w:t>
+            </w:r>
+            <w:r>
+              <w:rPr>
+                <w:noProof/>
+                <w:webHidden/>
+              </w:rPr>
+              <w:fldChar w:fldCharType="end"/>
+            </w:r>
+          </w:hyperlink>
+        </w:p>
+        <w:p>
+          <w:pPr>
+            <w:pStyle w:val="TOC3"/>
+            <w:tabs>
+              <w:tab w:val="left" w:pos="1320"/>
+              <w:tab w:val="right" w:leader="dot" w:pos="9764"/>
+            </w:tabs>
+            <w:rPr>
+              <w:rFonts w:asciiTheme="minorHAnsi" w:eastAsiaTheme="minorEastAsia" w:hAnsiTheme="minorHAnsi" w:cstheme="minorBidi"/>
+              <w:i w:val="0"/>
+              <w:iCs w:val="0"/>
+              <w:noProof/>
+              <w:kern w:val="2"/>
+              <w:sz w:val="24"/>
+              <w:szCs w:val="24"/>
+              <w:lang w:val="en-LU" w:eastAsia="en-GB"/>
+              <w14:ligatures w14:val="standardContextual"/>
+            </w:rPr>
+          </w:pPr>
+          <w:hyperlink w:anchor="_Toc230360240" w:history="1">
+            <w:r>
+              <w:rPr>
+                <w:rStyle w:val="Hyperlink"/>
+                <w:noProof/>
+                <w:lang w:val="en-GB"/>
+              </w:rPr>
+              <w:t>2.2.2.2</w:t>
+            </w:r>
+            <w:r>
+              <w:rPr>
+                <w:rFonts w:asciiTheme="minorHAnsi" w:eastAsiaTheme="minorEastAsia" w:hAnsiTheme="minorHAnsi" w:cstheme="minorBidi"/>
+                <w:i w:val="0"/>
+                <w:iCs w:val="0"/>
+                <w:noProof/>
+                <w:kern w:val="2"/>
+                <w:sz w:val="24"/>
+                <w:szCs w:val="24"/>
+                <w:lang w:val="en-LU" w:eastAsia="en-GB"/>
+                <w14:ligatures w14:val="standardContextual"/>
+              </w:rPr>
+              <w:tab/>
+            </w:r>
+            <w:r>
+              <w:rPr>
+                <w:rStyle w:val="Hyperlink"/>
+                <w:noProof/>
+              </w:rPr>
+              <w:t>Likelihood scale</w:t>
+            </w:r>
+            <w:r>
+              <w:rPr>
+                <w:noProof/>
+                <w:webHidden/>
+              </w:rPr>
+              <w:tab/>
+            </w:r>
+            <w:r>
+              <w:rPr>
+                <w:noProof/>
+                <w:webHidden/>
+              </w:rPr>
+              <w:fldChar w:fldCharType="begin"/>
+            </w:r>
+            <w:r>
+              <w:rPr>
+                <w:noProof/>
+                <w:webHidden/>
+              </w:rPr>
+              <w:instrText xml:space="preserve"> PAGEREF _Toc230360240 \h </w:instrText>
+            </w:r>
+            <w:r>
+              <w:rPr>
+                <w:noProof/>
+                <w:webHidden/>
+              </w:rPr>
+            </w:r>
+            <w:r>
+              <w:rPr>
+                <w:noProof/>
+                <w:webHidden/>
+              </w:rPr>
+              <w:fldChar w:fldCharType="separate"/>
+            </w:r>
+            <w:r>
+              <w:rPr>
+                <w:noProof/>
+                <w:webHidden/>
+              </w:rPr>
+              <w:t>5</w:t>
+            </w:r>
+            <w:r>
+              <w:rPr>
+                <w:noProof/>
+                <w:webHidden/>
+              </w:rPr>
+              <w:fldChar w:fldCharType="end"/>
+            </w:r>
+          </w:hyperlink>
+        </w:p>
+        <w:p>
+          <w:pPr>
+            <w:pStyle w:val="TOC3"/>
+            <w:tabs>
+              <w:tab w:val="left" w:pos="1320"/>
+              <w:tab w:val="right" w:leader="dot" w:pos="9764"/>
+            </w:tabs>
+            <w:rPr>
+              <w:rFonts w:asciiTheme="minorHAnsi" w:eastAsiaTheme="minorEastAsia" w:hAnsiTheme="minorHAnsi" w:cstheme="minorBidi"/>
+              <w:i w:val="0"/>
+              <w:iCs w:val="0"/>
+              <w:noProof/>
+              <w:kern w:val="2"/>
+              <w:sz w:val="24"/>
+              <w:szCs w:val="24"/>
+              <w:lang w:val="en-LU" w:eastAsia="en-GB"/>
+              <w14:ligatures w14:val="standardContextual"/>
+            </w:rPr>
+          </w:pPr>
+          <w:hyperlink w:anchor="_Toc230360241" w:history="1">
+            <w:r>
+              <w:rPr>
+                <w:rStyle w:val="Hyperlink"/>
+                <w:noProof/>
+                <w:lang w:val="en-GB"/>
+              </w:rPr>
+              <w:t>2.2.2.3</w:t>
+            </w:r>
+            <w:r>
+              <w:rPr>
+                <w:rFonts w:asciiTheme="minorHAnsi" w:eastAsiaTheme="minorEastAsia" w:hAnsiTheme="minorHAnsi" w:cstheme="minorBidi"/>
+                <w:i w:val="0"/>
+                <w:iCs w:val="0"/>
+                <w:noProof/>
+                <w:kern w:val="2"/>
+                <w:sz w:val="24"/>
+                <w:szCs w:val="24"/>
+                <w:lang w:val="en-LU" w:eastAsia="en-GB"/>
+                <w14:ligatures w14:val="standardContextual"/>
+              </w:rPr>
+              <w:tab/>
+            </w:r>
+            <w:r>
+              <w:rPr>
+                <w:rStyle w:val="Hyperlink"/>
+                <w:noProof/>
+              </w:rPr>
               <w:t>Risk acceptance thresholds</w:t>
             </w:r>
             <w:r>
@@ -2336,7 +2546,7 @@
                 <w:noProof/>
                 <w:webHidden/>
               </w:rPr>
-              <w:instrText xml:space="preserve"> PAGEREF _Toc229569639 \h </w:instrText>
+              <w:instrText xml:space="preserve"> PAGEREF _Toc230360241 \h </w:instrText>
             </w:r>
             <w:r>
               <w:rPr>
@@ -2385,7 +2595,7 @@
               <w14:ligatures w14:val="standardContextual"/>
             </w:rPr>
           </w:pPr>
-          <w:hyperlink w:anchor="_Toc229569640" w:history="1">
+          <w:hyperlink w:anchor="_Toc230360242" w:history="1">
             <w:r>
               <w:rPr>
                 <w:rStyle w:val="Hyperlink"/>
@@ -2434,7 +2644,7 @@
                 <w:noProof/>
                 <w:webHidden/>
               </w:rPr>
-              <w:instrText xml:space="preserve"> PAGEREF _Toc229569640 \h </w:instrText>
+              <w:instrText xml:space="preserve"> PAGEREF _Toc230360242 \h </w:instrText>
             </w:r>
             <w:r>
               <w:rPr>
@@ -2483,7 +2693,7 @@
               <w14:ligatures w14:val="standardContextual"/>
             </w:rPr>
           </w:pPr>
-          <w:hyperlink w:anchor="_Toc229569641" w:history="1">
+          <w:hyperlink w:anchor="_Toc230360243" w:history="1">
             <w:r>
               <w:rPr>
                 <w:rStyle w:val="Hyperlink"/>
@@ -2513,23 +2723,7 @@
                 <w:noProof/>
                 <w:lang w:val="fr-LU"/>
               </w:rPr>
-              <w:t>Reassessment</w:t>
-            </w:r>
-            <w:r>
-              <w:rPr>
-                <w:rStyle w:val="Hyperlink"/>
-                <w:noProof/>
-                <w:lang w:val="fr-LU"/>
-              </w:rPr>
-              <w:t xml:space="preserve"> </w:t>
-            </w:r>
-            <w:r>
-              <w:rPr>
-                <w:rStyle w:val="Hyperlink"/>
-                <w:noProof/>
-                <w:lang w:val="fr-LU"/>
-              </w:rPr>
-              <w:t>triggers</w:t>
+              <w:t>Reassessment triggers</w:t>
             </w:r>
             <w:r>
               <w:rPr>
@@ -2550,7 +2744,7 @@
                 <w:noProof/>
                 <w:webHidden/>
               </w:rPr>
-              <w:instrText xml:space="preserve"> PAGEREF _Toc229569641 \h </w:instrText>
+              <w:instrText xml:space="preserve"> PAGEREF _Toc230360243 \h </w:instrText>
             </w:r>
             <w:r>
               <w:rPr>
@@ -2600,7 +2794,7 @@
               <w14:ligatures w14:val="standardContextual"/>
             </w:rPr>
           </w:pPr>
-          <w:hyperlink w:anchor="_Toc229569642" w:history="1">
+          <w:hyperlink w:anchor="_Toc230360244" w:history="1">
             <w:r>
               <w:rPr>
                 <w:rStyle w:val="Hyperlink"/>
@@ -2627,7 +2821,7 @@
                 <w:noProof/>
                 <w:webHidden/>
               </w:rPr>
-              <w:instrText xml:space="preserve"> PAGEREF _Toc229569642 \h </w:instrText>
+              <w:instrText xml:space="preserve"> PAGEREF _Toc230360244 \h </w:instrText>
             </w:r>
             <w:r>
               <w:rPr>
@@ -2677,7 +2871,7 @@
               <w14:ligatures w14:val="standardContextual"/>
             </w:rPr>
           </w:pPr>
-          <w:hyperlink w:anchor="_Toc229569643" w:history="1">
+          <w:hyperlink w:anchor="_Toc230360245" w:history="1">
             <w:r>
               <w:rPr>
                 <w:rStyle w:val="Hyperlink"/>
@@ -2704,7 +2898,7 @@
                 <w:noProof/>
                 <w:webHidden/>
               </w:rPr>
-              <w:instrText xml:space="preserve"> PAGEREF _Toc229569643 \h </w:instrText>
+              <w:instrText xml:space="preserve"> PAGEREF _Toc230360245 \h </w:instrText>
             </w:r>
             <w:r>
               <w:rPr>
@@ -2754,7 +2948,7 @@
               <w14:ligatures w14:val="standardContextual"/>
             </w:rPr>
           </w:pPr>
-          <w:hyperlink w:anchor="_Toc229569644" w:history="1">
+          <w:hyperlink w:anchor="_Toc230360246" w:history="1">
             <w:r>
               <w:rPr>
                 <w:rStyle w:val="Hyperlink"/>
@@ -2781,7 +2975,7 @@
                 <w:noProof/>
                 <w:webHidden/>
               </w:rPr>
-              <w:instrText xml:space="preserve"> PAGEREF _Toc229569644 \h </w:instrText>
+              <w:instrText xml:space="preserve"> PAGEREF _Toc230360246 \h </w:instrText>
             </w:r>
             <w:r>
               <w:rPr>
@@ -2999,7 +3193,7 @@
           <w:lang w:val="fr-LU"/>
         </w:rPr>
       </w:pPr>
-      <w:bookmarkStart w:id="8" w:name="_Toc229569624"/>
+      <w:bookmarkStart w:id="8" w:name="_Toc230360224"/>
       <w:r>
         <w:rPr>
           <w:lang w:val="fr-LU"/>
@@ -3018,7 +3212,7 @@
         </w:numPr>
       </w:pPr>
       <w:bookmarkStart w:id="9" w:name="_Toc475524845"/>
-      <w:bookmarkStart w:id="10" w:name="_Toc229569625"/>
+      <w:bookmarkStart w:id="10" w:name="_Toc230360225"/>
       <w:r>
         <w:t>Placing the risk analysis in context</w:t>
       </w:r>
@@ -3047,7 +3241,7 @@
         <w:spacing w:before="0"/>
       </w:pPr>
       <w:bookmarkStart w:id="11" w:name="_Toc475524846"/>
-      <w:bookmarkStart w:id="12" w:name="_Toc229569626"/>
+      <w:bookmarkStart w:id="12" w:name="_Toc230360226"/>
       <w:r>
         <w:t>Aims of the document</w:t>
       </w:r>
@@ -3081,7 +3275,7 @@
         </w:numPr>
       </w:pPr>
       <w:bookmarkStart w:id="13" w:name="_Toc475524848"/>
-      <w:bookmarkStart w:id="14" w:name="_Toc229569627"/>
+      <w:bookmarkStart w:id="14" w:name="_Toc230360227"/>
       <w:r>
         <w:t>Acronyms/Glossary</w:t>
       </w:r>
@@ -3176,7 +3370,7 @@
       </w:pPr>
       <w:bookmarkStart w:id="15" w:name="_Toc475524850"/>
       <w:bookmarkStart w:id="16" w:name="_Toc354489473"/>
-      <w:bookmarkStart w:id="17" w:name="_Toc229569628"/>
+      <w:bookmarkStart w:id="17" w:name="_Toc230360228"/>
       <w:proofErr w:type="spellStart"/>
       <w:r>
         <w:rPr>
@@ -3208,7 +3402,7 @@
         </w:rPr>
       </w:pPr>
       <w:bookmarkStart w:id="18" w:name="_Toc475524851"/>
-      <w:bookmarkStart w:id="19" w:name="_Toc229569629"/>
+      <w:bookmarkStart w:id="19" w:name="_Toc230360229"/>
       <w:r>
         <w:rPr>
           <w:lang w:val="fr-LU"/>
@@ -3222,20 +3416,58 @@
         </w:rPr>
         <w:t>context</w:t>
       </w:r>
+      <w:bookmarkEnd w:id="16"/>
       <w:bookmarkEnd w:id="18"/>
       <w:bookmarkEnd w:id="19"/>
       <w:proofErr w:type="spellEnd"/>
     </w:p>
-    <w:bookmarkEnd w:id="16"/>
     <w:p>
       <w:pPr>
-        <w:rPr>
-          <w:sz w:val="10"/>
-          <w:szCs w:val="10"/>
-        </w:rPr>
-      </w:pPr>
+        <w:pStyle w:val="Heading3"/>
+        <w:numPr>
+          <w:ilvl w:val="2"/>
+          <w:numId w:val="1"/>
+        </w:numPr>
+        <w:ind w:left="709"/>
+      </w:pPr>
+      <w:bookmarkStart w:id="20" w:name="_Toc230360230"/>
+      <w:r>
+        <w:t>Risk analysis context</w:t>
+      </w:r>
+      <w:bookmarkEnd w:id="20"/>
+    </w:p>
+    <w:p>
       <w:r>
         <w:t>${CONTEXT_GEST_RISK}</w:t>
+      </w:r>
+    </w:p>
+    <w:p>
+      <w:pPr>
+        <w:pStyle w:val="Heading3"/>
+        <w:numPr>
+          <w:ilvl w:val="2"/>
+          <w:numId w:val="1"/>
+        </w:numPr>
+        <w:ind w:left="709"/>
+      </w:pPr>
+      <w:bookmarkStart w:id="21" w:name="_Toc230360231"/>
+      <w:r>
+        <w:t>I</w:t>
+      </w:r>
+      <w:r>
+        <w:t>nterested parties &amp; requirements</w:t>
+      </w:r>
+      <w:bookmarkEnd w:id="21"/>
+    </w:p>
+    <w:p>
+      <w:r>
+        <w:t>${</w:t>
+      </w:r>
+      <w:r>
+        <w:t>TABLE_INTERESTED_PARTIES</w:t>
+      </w:r>
+      <w:r>
+        <w:t>}</w:t>
       </w:r>
     </w:p>
     <w:p>
@@ -3247,16 +3479,16 @@
         </w:numPr>
         <w:spacing w:before="0"/>
       </w:pPr>
-      <w:bookmarkStart w:id="20" w:name="_Toc354489474"/>
-      <w:bookmarkStart w:id="21" w:name="_Toc475524852"/>
-      <w:bookmarkStart w:id="22" w:name="_Toc354489475"/>
-      <w:bookmarkStart w:id="23" w:name="_Toc229569630"/>
+      <w:bookmarkStart w:id="22" w:name="_Toc354489474"/>
+      <w:bookmarkStart w:id="23" w:name="_Toc475524852"/>
+      <w:bookmarkStart w:id="24" w:name="_Toc354489475"/>
+      <w:bookmarkStart w:id="25" w:name="_Toc230360232"/>
       <w:r>
         <w:t>Definition of the risk evaluation criteria</w:t>
       </w:r>
-      <w:bookmarkEnd w:id="20"/>
-      <w:bookmarkEnd w:id="21"/>
+      <w:bookmarkEnd w:id="22"/>
       <w:bookmarkEnd w:id="23"/>
+      <w:bookmarkEnd w:id="25"/>
     </w:p>
     <w:p>
       <w:pPr>
@@ -3267,11 +3499,11 @@
         </w:numPr>
         <w:ind w:left="709"/>
       </w:pPr>
-      <w:bookmarkStart w:id="24" w:name="_Toc229569631"/>
+      <w:bookmarkStart w:id="26" w:name="_Toc230360233"/>
       <w:r>
         <w:t>Information risks</w:t>
       </w:r>
-      <w:bookmarkEnd w:id="24"/>
+      <w:bookmarkEnd w:id="26"/>
     </w:p>
     <w:p>
       <w:pPr>
@@ -3284,14 +3516,14 @@
           <w:lang w:val="fr-LU"/>
         </w:rPr>
       </w:pPr>
-      <w:bookmarkStart w:id="25" w:name="_Toc475524853"/>
-      <w:bookmarkStart w:id="26" w:name="_Toc229569632"/>
+      <w:bookmarkStart w:id="27" w:name="_Toc475524853"/>
+      <w:bookmarkStart w:id="28" w:name="_Toc230360234"/>
       <w:r>
         <w:t>Impact scale</w:t>
       </w:r>
-      <w:bookmarkEnd w:id="22"/>
-      <w:bookmarkEnd w:id="25"/>
-      <w:bookmarkEnd w:id="26"/>
+      <w:bookmarkEnd w:id="24"/>
+      <w:bookmarkEnd w:id="27"/>
+      <w:bookmarkEnd w:id="28"/>
     </w:p>
     <w:p>
       <w:pPr>
@@ -3322,13 +3554,13 @@
           <w:lang w:val="fr-LU"/>
         </w:rPr>
       </w:pPr>
-      <w:bookmarkStart w:id="27" w:name="_Toc475524854"/>
-      <w:bookmarkStart w:id="28" w:name="_Toc229569633"/>
+      <w:bookmarkStart w:id="29" w:name="_Toc475524854"/>
+      <w:bookmarkStart w:id="30" w:name="_Toc230360235"/>
       <w:r>
         <w:t>Threat scale</w:t>
       </w:r>
-      <w:bookmarkEnd w:id="27"/>
-      <w:bookmarkEnd w:id="28"/>
+      <w:bookmarkEnd w:id="29"/>
+      <w:bookmarkEnd w:id="30"/>
     </w:p>
     <w:p>
       <w:pPr>
@@ -3371,13 +3603,13 @@
           <w:lang w:val="fr-LU"/>
         </w:rPr>
       </w:pPr>
-      <w:bookmarkStart w:id="29" w:name="_Toc475524855"/>
-      <w:bookmarkStart w:id="30" w:name="_Toc229569634"/>
+      <w:bookmarkStart w:id="31" w:name="_Toc475524855"/>
+      <w:bookmarkStart w:id="32" w:name="_Toc230360236"/>
       <w:r>
         <w:t>Vulnerability scale</w:t>
       </w:r>
-      <w:bookmarkEnd w:id="29"/>
-      <w:bookmarkEnd w:id="30"/>
+      <w:bookmarkEnd w:id="31"/>
+      <w:bookmarkEnd w:id="32"/>
     </w:p>
     <w:p>
       <w:pPr>
@@ -3435,8 +3667,8 @@
           <w:numId w:val="1"/>
         </w:numPr>
       </w:pPr>
-      <w:bookmarkStart w:id="31" w:name="_Toc475524856"/>
-      <w:bookmarkStart w:id="32" w:name="_Toc229569635"/>
+      <w:bookmarkStart w:id="33" w:name="_Toc475524856"/>
+      <w:bookmarkStart w:id="34" w:name="_Toc230360237"/>
       <w:r>
         <w:lastRenderedPageBreak/>
         <w:t>R</w:t>
@@ -3444,8 +3676,8 @@
       <w:r>
         <w:t>isk acceptance thresholds</w:t>
       </w:r>
-      <w:bookmarkEnd w:id="31"/>
-      <w:bookmarkEnd w:id="32"/>
+      <w:bookmarkEnd w:id="33"/>
+      <w:bookmarkEnd w:id="34"/>
     </w:p>
     <w:p>
       <w:pPr>
@@ -3570,11 +3802,11 @@
         </w:numPr>
         <w:ind w:left="709"/>
       </w:pPr>
-      <w:bookmarkStart w:id="33" w:name="_Toc229569636"/>
+      <w:bookmarkStart w:id="35" w:name="_Toc230360238"/>
       <w:r>
         <w:t>Operational risks</w:t>
       </w:r>
-      <w:bookmarkEnd w:id="33"/>
+      <w:bookmarkEnd w:id="35"/>
     </w:p>
     <w:p>
       <w:pPr>
@@ -3584,11 +3816,11 @@
           <w:numId w:val="1"/>
         </w:numPr>
       </w:pPr>
-      <w:bookmarkStart w:id="34" w:name="_Toc229569637"/>
+      <w:bookmarkStart w:id="36" w:name="_Toc230360239"/>
       <w:r>
         <w:t>Impact scale</w:t>
       </w:r>
-      <w:bookmarkEnd w:id="34"/>
+      <w:bookmarkEnd w:id="36"/>
     </w:p>
     <w:p>
       <w:r>
@@ -3603,14 +3835,14 @@
           <w:numId w:val="1"/>
         </w:numPr>
       </w:pPr>
-      <w:bookmarkStart w:id="35" w:name="_Toc229569638"/>
+      <w:bookmarkStart w:id="37" w:name="_Toc230360240"/>
       <w:r>
         <w:t>Likelihood</w:t>
       </w:r>
       <w:r>
         <w:t xml:space="preserve"> scale</w:t>
       </w:r>
-      <w:bookmarkEnd w:id="35"/>
+      <w:bookmarkEnd w:id="37"/>
     </w:p>
     <w:p>
       <w:r>
@@ -3625,14 +3857,14 @@
           <w:numId w:val="1"/>
         </w:numPr>
       </w:pPr>
-      <w:bookmarkStart w:id="36" w:name="_Toc229569639"/>
+      <w:bookmarkStart w:id="38" w:name="_Toc230360241"/>
       <w:r>
         <w:t>R</w:t>
       </w:r>
       <w:r>
         <w:t>isk acceptance thresholds</w:t>
       </w:r>
-      <w:bookmarkEnd w:id="36"/>
+      <w:bookmarkEnd w:id="38"/>
     </w:p>
     <w:p>
       <w:pPr>
@@ -3656,16 +3888,16 @@
           <w:numId w:val="1"/>
         </w:numPr>
       </w:pPr>
-      <w:bookmarkStart w:id="37" w:name="_Toc475524857"/>
-      <w:bookmarkStart w:id="38" w:name="_Toc229569640"/>
+      <w:bookmarkStart w:id="39" w:name="_Toc475524857"/>
+      <w:bookmarkStart w:id="40" w:name="_Toc230360242"/>
       <w:r>
         <w:t>Evaluation</w:t>
       </w:r>
       <w:r>
         <w:t xml:space="preserve"> of trends and threats</w:t>
       </w:r>
-      <w:bookmarkEnd w:id="37"/>
-      <w:bookmarkEnd w:id="38"/>
+      <w:bookmarkEnd w:id="39"/>
+      <w:bookmarkEnd w:id="40"/>
     </w:p>
     <w:p>
       <w:pPr>
@@ -3718,8 +3950,8 @@
           <w:lang w:val="fr-LU"/>
         </w:rPr>
       </w:pPr>
-      <w:bookmarkStart w:id="39" w:name="_Toc229568546"/>
-      <w:bookmarkStart w:id="40" w:name="_Toc229569641"/>
+      <w:bookmarkStart w:id="41" w:name="_Toc229568546"/>
+      <w:bookmarkStart w:id="42" w:name="_Toc230360243"/>
       <w:proofErr w:type="spellStart"/>
       <w:r>
         <w:rPr>
@@ -3735,8 +3967,8 @@
         </w:rPr>
         <w:t xml:space="preserve"> triggers</w:t>
       </w:r>
-      <w:bookmarkEnd w:id="39"/>
-      <w:bookmarkEnd w:id="40"/>
+      <w:bookmarkEnd w:id="41"/>
+      <w:bookmarkEnd w:id="42"/>
     </w:p>
     <w:p>
       <w:pPr>
@@ -3775,14 +4007,14 @@
       <w:pPr>
         <w:pStyle w:val="Heading1"/>
       </w:pPr>
-      <w:bookmarkStart w:id="41" w:name="_Toc475524862"/>
-      <w:bookmarkStart w:id="42" w:name="_Toc229569642"/>
+      <w:bookmarkStart w:id="43" w:name="_Toc475524862"/>
+      <w:bookmarkStart w:id="44" w:name="_Toc230360244"/>
       <w:r>
         <w:lastRenderedPageBreak/>
         <w:t>Appendix A: Interview and information collection</w:t>
       </w:r>
-      <w:bookmarkEnd w:id="41"/>
-      <w:bookmarkEnd w:id="42"/>
+      <w:bookmarkEnd w:id="43"/>
+      <w:bookmarkEnd w:id="44"/>
     </w:p>
     <w:p>
       <w:pPr>
@@ -3804,14 +4036,14 @@
       <w:pPr>
         <w:pStyle w:val="Heading1"/>
       </w:pPr>
-      <w:bookmarkStart w:id="43" w:name="_Toc475524863"/>
-      <w:bookmarkStart w:id="44" w:name="_Toc229569643"/>
+      <w:bookmarkStart w:id="45" w:name="_Toc475524863"/>
+      <w:bookmarkStart w:id="46" w:name="_Toc230360245"/>
       <w:r>
         <w:lastRenderedPageBreak/>
         <w:t>Appendix B: Evaluation of trends</w:t>
       </w:r>
-      <w:bookmarkEnd w:id="43"/>
-      <w:bookmarkEnd w:id="44"/>
+      <w:bookmarkEnd w:id="45"/>
+      <w:bookmarkEnd w:id="46"/>
       <w:r>
         <w:t xml:space="preserve"> </w:t>
       </w:r>
@@ -3830,14 +4062,14 @@
       <w:pPr>
         <w:pStyle w:val="Heading1"/>
       </w:pPr>
-      <w:bookmarkStart w:id="45" w:name="_Toc475524864"/>
-      <w:bookmarkStart w:id="46" w:name="_Toc229569644"/>
+      <w:bookmarkStart w:id="47" w:name="_Toc475524864"/>
+      <w:bookmarkStart w:id="48" w:name="_Toc230360246"/>
       <w:r>
         <w:lastRenderedPageBreak/>
         <w:t>Appendix C: Evaluation of threats</w:t>
       </w:r>
-      <w:bookmarkEnd w:id="45"/>
-      <w:bookmarkEnd w:id="46"/>
+      <w:bookmarkEnd w:id="47"/>
+      <w:bookmarkEnd w:id="48"/>
       <w:r>
         <w:t xml:space="preserve"> </w:t>
       </w:r>
@@ -10231,7 +10463,6 @@
   <w:style w:type="character" w:default="1" w:styleId="DefaultParagraphFont">
     <w:name w:val="Default Paragraph Font"/>
     <w:uiPriority w:val="1"/>
-    <w:semiHidden/>
     <w:unhideWhenUsed/>
   </w:style>
   <w:style w:type="table" w:default="1" w:styleId="TableNormal">
